--- a/deliverables/presentation/ppt/오이소창원_발표자료_스크립트_20261005.docx
+++ b/deliverables/presentation/ppt/오이소창원_발표자료_스크립트_20261005.docx
@@ -2623,7 +2623,7 @@
         </w:rPr>
         <w:t xml:space="preserve">마무리: 로고 + “창원에서 너의 내일을 응원해!” + 큰 QR + 앱 주소 </w:t>
       </w:r>
-      <w:hyperlink w:history="1" r:id="rIdvjjgvydikjl3klnetmjle">
+      <w:hyperlink w:history="1" r:id="rIdhzqelwrgz737nfth32sj-">
         <w:r>
           <w:rPr>
             <w:rStyle w:val="Hyperlink"/>
@@ -2642,7 +2642,7 @@
         </w:rPr>
         <w:t xml:space="preserve"> + GitHub </w:t>
       </w:r>
-      <w:hyperlink w:history="1" r:id="rId1f_c3uwgudhi5uq5h__zo">
+      <w:hyperlink w:history="1" r:id="rIdz7ntwadw5-vvtlfk9fzmn">
         <w:r>
           <w:rPr>
             <w:rStyle w:val="Hyperlink"/>
@@ -2965,6 +2965,1616 @@
       <w:pPr>
         <w:spacing w:after="80"/>
       </w:pPr>
+    </w:p>
+    <w:p>
+      <w:pPr>
+        <w:pStyle w:val="Heading1"/>
+        <w:keepNext/>
+        <w:spacing w:after="80" w:before="220"/>
+      </w:pPr>
+      <w:r>
+        <w:rPr>
+          <w:rFonts w:ascii="Malgun Gothic" w:cs="Malgun Gothic" w:eastAsia="Malgun Gothic" w:hAnsi="Malgun Gothic"/>
+          <w:b/>
+          <w:bCs/>
+          <w:color w:val="063465"/>
+          <w:sz w:val="24"/>
+          <w:szCs w:val="24"/>
+        </w:rPr>
+        <w:t xml:space="preserve">GPT 프롬프트로 만들기 (이미영 님, 10/5 제작)</w:t>
+      </w:r>
+    </w:p>
+    <w:p>
+      <w:pPr>
+        <w:spacing w:after="60"/>
+      </w:pPr>
+      <w:r>
+        <w:rPr>
+          <w:rFonts w:ascii="Malgun Gothic" w:cs="Malgun Gothic" w:eastAsia="Malgun Gothic" w:hAnsi="Malgun Gothic"/>
+          <w:sz w:val="19"/>
+          <w:szCs w:val="19"/>
+        </w:rPr>
+        <w:t xml:space="preserve">제출용 </w:t>
+      </w:r>
+      <w:r>
+        <w:rPr>
+          <w:rFonts w:ascii="Malgun Gothic" w:cs="Malgun Gothic" w:eastAsia="Malgun Gothic" w:hAnsi="Malgun Gothic"/>
+          <w:b/>
+          <w:bCs/>
+          <w:sz w:val="19"/>
+          <w:szCs w:val="19"/>
+        </w:rPr>
+        <w:t xml:space="preserve">10장</w:t>
+      </w:r>
+      <w:r>
+        <w:rPr>
+          <w:rFonts w:ascii="Malgun Gothic" w:cs="Malgun Gothic" w:eastAsia="Malgun Gothic" w:hAnsi="Malgun Gothic"/>
+          <w:sz w:val="19"/>
+          <w:szCs w:val="19"/>
+        </w:rPr>
+        <w:t xml:space="preserve">을 먼저 만듭니다. 발표 대본은 서류평가 통과 후(10/8 발표) 추가합니다.</w:t>
+      </w:r>
+    </w:p>
+    <w:p>
+      <w:pPr>
+        <w:pStyle w:val="Heading2"/>
+        <w:keepNext/>
+        <w:spacing w:after="60" w:before="160"/>
+      </w:pPr>
+      <w:r>
+        <w:rPr>
+          <w:rFonts w:ascii="Malgun Gothic" w:cs="Malgun Gothic" w:eastAsia="Malgun Gothic" w:hAnsi="Malgun Gothic"/>
+          <w:b/>
+          <w:bCs/>
+          <w:color w:val="2E9E6B"/>
+          <w:sz w:val="21"/>
+          <w:szCs w:val="21"/>
+        </w:rPr>
+        <w:t xml:space="preserve">준비물(GitHub에서 내려받기)</w:t>
+      </w:r>
+    </w:p>
+    <w:tbl>
+      <w:tblPr>
+        <w:tblW w:type="dxa" w:w="10204"/>
+        <w:tblBorders>
+          <w:top w:val="single" w:color="auto" w:sz="4"/>
+          <w:left w:val="single" w:color="auto" w:sz="4"/>
+          <w:bottom w:val="single" w:color="auto" w:sz="4"/>
+          <w:right w:val="single" w:color="auto" w:sz="4"/>
+          <w:insideH w:val="single" w:color="auto" w:sz="4"/>
+          <w:insideV w:val="single" w:color="auto" w:sz="4"/>
+        </w:tblBorders>
+      </w:tblPr>
+      <w:tblGrid>
+        <w:gridCol w:w="2460"/>
+        <w:gridCol w:w="4884"/>
+        <w:gridCol w:w="2860"/>
+      </w:tblGrid>
+      <w:tr>
+        <w:trPr>
+          <w:cantSplit/>
+          <w:tblHeader/>
+        </w:trPr>
+        <w:tc>
+          <w:tcPr>
+            <w:tcW w:type="dxa" w:w="2460"/>
+            <w:tcBorders>
+              <w:top w:val="single" w:color="C9D3DF" w:sz="4"/>
+              <w:left w:val="single" w:color="C9D3DF" w:sz="4"/>
+              <w:bottom w:val="single" w:color="C9D3DF" w:sz="4"/>
+              <w:right w:val="single" w:color="C9D3DF" w:sz="4"/>
+            </w:tcBorders>
+            <w:shd w:fill="EEF4FB" w:color="auto" w:val="clear"/>
+            <w:tcMar>
+              <w:top w:type="dxa" w:w="50"/>
+              <w:left w:type="dxa" w:w="80"/>
+              <w:bottom w:type="dxa" w:w="50"/>
+              <w:right w:type="dxa" w:w="80"/>
+            </w:tcMar>
+          </w:tcPr>
+          <w:p>
+            <w:pPr>
+              <w:jc w:val="center"/>
+            </w:pPr>
+            <w:r>
+              <w:rPr>
+                <w:rFonts w:ascii="Malgun Gothic" w:cs="Malgun Gothic" w:eastAsia="Malgun Gothic" w:hAnsi="Malgun Gothic"/>
+                <w:b/>
+                <w:bCs/>
+                <w:color w:val="063465"/>
+                <w:sz w:val="17"/>
+                <w:szCs w:val="17"/>
+              </w:rPr>
+              <w:t xml:space="preserve">파일</w:t>
+            </w:r>
+          </w:p>
+        </w:tc>
+        <w:tc>
+          <w:tcPr>
+            <w:tcW w:type="dxa" w:w="4884"/>
+            <w:tcBorders>
+              <w:top w:val="single" w:color="C9D3DF" w:sz="4"/>
+              <w:left w:val="single" w:color="C9D3DF" w:sz="4"/>
+              <w:bottom w:val="single" w:color="C9D3DF" w:sz="4"/>
+              <w:right w:val="single" w:color="C9D3DF" w:sz="4"/>
+            </w:tcBorders>
+            <w:shd w:fill="EEF4FB" w:color="auto" w:val="clear"/>
+            <w:tcMar>
+              <w:top w:type="dxa" w:w="50"/>
+              <w:left w:type="dxa" w:w="80"/>
+              <w:bottom w:type="dxa" w:w="50"/>
+              <w:right w:type="dxa" w:w="80"/>
+            </w:tcMar>
+          </w:tcPr>
+          <w:p>
+            <w:pPr>
+              <w:jc w:val="center"/>
+            </w:pPr>
+            <w:r>
+              <w:rPr>
+                <w:rFonts w:ascii="Malgun Gothic" w:cs="Malgun Gothic" w:eastAsia="Malgun Gothic" w:hAnsi="Malgun Gothic"/>
+                <w:b/>
+                <w:bCs/>
+                <w:color w:val="063465"/>
+                <w:sz w:val="17"/>
+                <w:szCs w:val="17"/>
+              </w:rPr>
+              <w:t xml:space="preserve">위치</w:t>
+            </w:r>
+          </w:p>
+        </w:tc>
+        <w:tc>
+          <w:tcPr>
+            <w:tcW w:type="dxa" w:w="2860"/>
+            <w:tcBorders>
+              <w:top w:val="single" w:color="C9D3DF" w:sz="4"/>
+              <w:left w:val="single" w:color="C9D3DF" w:sz="4"/>
+              <w:bottom w:val="single" w:color="C9D3DF" w:sz="4"/>
+              <w:right w:val="single" w:color="C9D3DF" w:sz="4"/>
+            </w:tcBorders>
+            <w:shd w:fill="EEF4FB" w:color="auto" w:val="clear"/>
+            <w:tcMar>
+              <w:top w:type="dxa" w:w="50"/>
+              <w:left w:type="dxa" w:w="80"/>
+              <w:bottom w:type="dxa" w:w="50"/>
+              <w:right w:type="dxa" w:w="80"/>
+            </w:tcMar>
+          </w:tcPr>
+          <w:p>
+            <w:pPr>
+              <w:jc w:val="center"/>
+            </w:pPr>
+            <w:r>
+              <w:rPr>
+                <w:rFonts w:ascii="Malgun Gothic" w:cs="Malgun Gothic" w:eastAsia="Malgun Gothic" w:hAnsi="Malgun Gothic"/>
+                <w:b/>
+                <w:bCs/>
+                <w:color w:val="063465"/>
+                <w:sz w:val="17"/>
+                <w:szCs w:val="17"/>
+              </w:rPr>
+              <w:t xml:space="preserve">쓰는 곳</w:t>
+            </w:r>
+          </w:p>
+        </w:tc>
+      </w:tr>
+      <w:tr>
+        <w:trPr>
+          <w:cantSplit/>
+          <w:tblHeader w:val="false"/>
+        </w:trPr>
+        <w:tc>
+          <w:tcPr>
+            <w:tcW w:type="dxa" w:w="2460"/>
+            <w:tcBorders>
+              <w:top w:val="single" w:color="C9D3DF" w:sz="4"/>
+              <w:left w:val="single" w:color="C9D3DF" w:sz="4"/>
+              <w:bottom w:val="single" w:color="C9D3DF" w:sz="4"/>
+              <w:right w:val="single" w:color="C9D3DF" w:sz="4"/>
+            </w:tcBorders>
+            <w:tcMar>
+              <w:top w:type="dxa" w:w="50"/>
+              <w:left w:type="dxa" w:w="80"/>
+              <w:bottom w:type="dxa" w:w="50"/>
+              <w:right w:type="dxa" w:w="80"/>
+            </w:tcMar>
+          </w:tcPr>
+          <w:p>
+            <w:pPr>
+              <w:jc w:val="center"/>
+            </w:pPr>
+            <w:r>
+              <w:rPr>
+                <w:rFonts w:ascii="Malgun Gothic" w:cs="Malgun Gothic" w:eastAsia="Malgun Gothic" w:hAnsi="Malgun Gothic"/>
+                <w:sz w:val="17"/>
+                <w:szCs w:val="17"/>
+              </w:rPr>
+              <w:t xml:space="preserve">이 스크립트(PDF)</w:t>
+            </w:r>
+          </w:p>
+        </w:tc>
+        <w:tc>
+          <w:tcPr>
+            <w:tcW w:type="dxa" w:w="4884"/>
+            <w:tcBorders>
+              <w:top w:val="single" w:color="C9D3DF" w:sz="4"/>
+              <w:left w:val="single" w:color="C9D3DF" w:sz="4"/>
+              <w:bottom w:val="single" w:color="C9D3DF" w:sz="4"/>
+              <w:right w:val="single" w:color="C9D3DF" w:sz="4"/>
+            </w:tcBorders>
+            <w:tcMar>
+              <w:top w:type="dxa" w:w="50"/>
+              <w:left w:type="dxa" w:w="80"/>
+              <w:bottom w:type="dxa" w:w="50"/>
+              <w:right w:type="dxa" w:w="80"/>
+            </w:tcMar>
+          </w:tcPr>
+          <w:p>
+            <w:pPr>
+              <w:jc w:val="left"/>
+            </w:pPr>
+            <w:r>
+              <w:rPr>
+                <w:rFonts w:ascii="Malgun Gothic" w:cs="Malgun Gothic" w:eastAsia="Malgun Gothic" w:hAnsi="Malgun Gothic"/>
+                <w:sz w:val="17"/>
+                <w:szCs w:val="17"/>
+              </w:rPr>
+              <w:t xml:space="preserve">deliverables/presentation/ppt/오이소창원_발표자료_스크립트_20261005.pdf</w:t>
+            </w:r>
+          </w:p>
+        </w:tc>
+        <w:tc>
+          <w:tcPr>
+            <w:tcW w:type="dxa" w:w="2860"/>
+            <w:tcBorders>
+              <w:top w:val="single" w:color="C9D3DF" w:sz="4"/>
+              <w:left w:val="single" w:color="C9D3DF" w:sz="4"/>
+              <w:bottom w:val="single" w:color="C9D3DF" w:sz="4"/>
+              <w:right w:val="single" w:color="C9D3DF" w:sz="4"/>
+            </w:tcBorders>
+            <w:tcMar>
+              <w:top w:type="dxa" w:w="50"/>
+              <w:left w:type="dxa" w:w="80"/>
+              <w:bottom w:type="dxa" w:w="50"/>
+              <w:right w:type="dxa" w:w="80"/>
+            </w:tcMar>
+          </w:tcPr>
+          <w:p>
+            <w:pPr>
+              <w:jc w:val="center"/>
+            </w:pPr>
+            <w:r>
+              <w:rPr>
+                <w:rFonts w:ascii="Malgun Gothic" w:cs="Malgun Gothic" w:eastAsia="Malgun Gothic" w:hAnsi="Malgun Gothic"/>
+                <w:sz w:val="17"/>
+                <w:szCs w:val="17"/>
+              </w:rPr>
+              <w:t xml:space="preserve">GPT에 첨부</w:t>
+            </w:r>
+          </w:p>
+        </w:tc>
+      </w:tr>
+      <w:tr>
+        <w:trPr>
+          <w:cantSplit/>
+          <w:tblHeader w:val="false"/>
+        </w:trPr>
+        <w:tc>
+          <w:tcPr>
+            <w:tcW w:type="dxa" w:w="2460"/>
+            <w:tcBorders>
+              <w:top w:val="single" w:color="C9D3DF" w:sz="4"/>
+              <w:left w:val="single" w:color="C9D3DF" w:sz="4"/>
+              <w:bottom w:val="single" w:color="C9D3DF" w:sz="4"/>
+              <w:right w:val="single" w:color="C9D3DF" w:sz="4"/>
+            </w:tcBorders>
+            <w:tcMar>
+              <w:top w:type="dxa" w:w="50"/>
+              <w:left w:type="dxa" w:w="80"/>
+              <w:bottom w:type="dxa" w:w="50"/>
+              <w:right w:type="dxa" w:w="80"/>
+            </w:tcMar>
+          </w:tcPr>
+          <w:p>
+            <w:pPr>
+              <w:jc w:val="center"/>
+            </w:pPr>
+            <w:r>
+              <w:rPr>
+                <w:rFonts w:ascii="Malgun Gothic" w:cs="Malgun Gothic" w:eastAsia="Malgun Gothic" w:hAnsi="Malgun Gothic"/>
+                <w:sz w:val="17"/>
+                <w:szCs w:val="17"/>
+              </w:rPr>
+              <w:t xml:space="preserve">로고(흰 바탕용)</w:t>
+            </w:r>
+          </w:p>
+        </w:tc>
+        <w:tc>
+          <w:tcPr>
+            <w:tcW w:type="dxa" w:w="4884"/>
+            <w:tcBorders>
+              <w:top w:val="single" w:color="C9D3DF" w:sz="4"/>
+              <w:left w:val="single" w:color="C9D3DF" w:sz="4"/>
+              <w:bottom w:val="single" w:color="C9D3DF" w:sz="4"/>
+              <w:right w:val="single" w:color="C9D3DF" w:sz="4"/>
+            </w:tcBorders>
+            <w:tcMar>
+              <w:top w:type="dxa" w:w="50"/>
+              <w:left w:type="dxa" w:w="80"/>
+              <w:bottom w:type="dxa" w:w="50"/>
+              <w:right w:type="dxa" w:w="80"/>
+            </w:tcMar>
+          </w:tcPr>
+          <w:p>
+            <w:pPr>
+              <w:jc w:val="left"/>
+            </w:pPr>
+            <w:r>
+              <w:rPr>
+                <w:rFonts w:ascii="Malgun Gothic" w:cs="Malgun Gothic" w:eastAsia="Malgun Gothic" w:hAnsi="Malgun Gothic"/>
+                <w:sz w:val="17"/>
+                <w:szCs w:val="17"/>
+              </w:rPr>
+              <w:t xml:space="preserve">assets/logo_wide.png</w:t>
+            </w:r>
+          </w:p>
+        </w:tc>
+        <w:tc>
+          <w:tcPr>
+            <w:tcW w:type="dxa" w:w="2860"/>
+            <w:tcBorders>
+              <w:top w:val="single" w:color="C9D3DF" w:sz="4"/>
+              <w:left w:val="single" w:color="C9D3DF" w:sz="4"/>
+              <w:bottom w:val="single" w:color="C9D3DF" w:sz="4"/>
+              <w:right w:val="single" w:color="C9D3DF" w:sz="4"/>
+            </w:tcBorders>
+            <w:tcMar>
+              <w:top w:type="dxa" w:w="50"/>
+              <w:left w:type="dxa" w:w="80"/>
+              <w:bottom w:type="dxa" w:w="50"/>
+              <w:right w:type="dxa" w:w="80"/>
+            </w:tcMar>
+          </w:tcPr>
+          <w:p>
+            <w:pPr>
+              <w:jc w:val="center"/>
+            </w:pPr>
+            <w:r>
+              <w:rPr>
+                <w:rFonts w:ascii="Malgun Gothic" w:cs="Malgun Gothic" w:eastAsia="Malgun Gothic" w:hAnsi="Malgun Gothic"/>
+                <w:sz w:val="17"/>
+                <w:szCs w:val="17"/>
+              </w:rPr>
+              <w:t xml:space="preserve">모든 슬라이드 오른쪽 위</w:t>
+            </w:r>
+          </w:p>
+        </w:tc>
+      </w:tr>
+      <w:tr>
+        <w:trPr>
+          <w:cantSplit/>
+          <w:tblHeader w:val="false"/>
+        </w:trPr>
+        <w:tc>
+          <w:tcPr>
+            <w:tcW w:type="dxa" w:w="2460"/>
+            <w:tcBorders>
+              <w:top w:val="single" w:color="C9D3DF" w:sz="4"/>
+              <w:left w:val="single" w:color="C9D3DF" w:sz="4"/>
+              <w:bottom w:val="single" w:color="C9D3DF" w:sz="4"/>
+              <w:right w:val="single" w:color="C9D3DF" w:sz="4"/>
+            </w:tcBorders>
+            <w:tcMar>
+              <w:top w:type="dxa" w:w="50"/>
+              <w:left w:type="dxa" w:w="80"/>
+              <w:bottom w:type="dxa" w:w="50"/>
+              <w:right w:type="dxa" w:w="80"/>
+            </w:tcMar>
+          </w:tcPr>
+          <w:p>
+            <w:pPr>
+              <w:jc w:val="center"/>
+            </w:pPr>
+            <w:r>
+              <w:rPr>
+                <w:rFonts w:ascii="Malgun Gothic" w:cs="Malgun Gothic" w:eastAsia="Malgun Gothic" w:hAnsi="Malgun Gothic"/>
+                <w:sz w:val="17"/>
+                <w:szCs w:val="17"/>
+              </w:rPr>
+              <w:t xml:space="preserve">로고(남색 바탕용)</w:t>
+            </w:r>
+          </w:p>
+        </w:tc>
+        <w:tc>
+          <w:tcPr>
+            <w:tcW w:type="dxa" w:w="4884"/>
+            <w:tcBorders>
+              <w:top w:val="single" w:color="C9D3DF" w:sz="4"/>
+              <w:left w:val="single" w:color="C9D3DF" w:sz="4"/>
+              <w:bottom w:val="single" w:color="C9D3DF" w:sz="4"/>
+              <w:right w:val="single" w:color="C9D3DF" w:sz="4"/>
+            </w:tcBorders>
+            <w:tcMar>
+              <w:top w:type="dxa" w:w="50"/>
+              <w:left w:type="dxa" w:w="80"/>
+              <w:bottom w:type="dxa" w:w="50"/>
+              <w:right w:type="dxa" w:w="80"/>
+            </w:tcMar>
+          </w:tcPr>
+          <w:p>
+            <w:pPr>
+              <w:jc w:val="left"/>
+            </w:pPr>
+            <w:r>
+              <w:rPr>
+                <w:rFonts w:ascii="Malgun Gothic" w:cs="Malgun Gothic" w:eastAsia="Malgun Gothic" w:hAnsi="Malgun Gothic"/>
+                <w:sz w:val="17"/>
+                <w:szCs w:val="17"/>
+              </w:rPr>
+              <w:t xml:space="preserve">assets/logo_wide_light.png</w:t>
+            </w:r>
+          </w:p>
+        </w:tc>
+        <w:tc>
+          <w:tcPr>
+            <w:tcW w:type="dxa" w:w="2860"/>
+            <w:tcBorders>
+              <w:top w:val="single" w:color="C9D3DF" w:sz="4"/>
+              <w:left w:val="single" w:color="C9D3DF" w:sz="4"/>
+              <w:bottom w:val="single" w:color="C9D3DF" w:sz="4"/>
+              <w:right w:val="single" w:color="C9D3DF" w:sz="4"/>
+            </w:tcBorders>
+            <w:tcMar>
+              <w:top w:type="dxa" w:w="50"/>
+              <w:left w:type="dxa" w:w="80"/>
+              <w:bottom w:type="dxa" w:w="50"/>
+              <w:right w:type="dxa" w:w="80"/>
+            </w:tcMar>
+          </w:tcPr>
+          <w:p>
+            <w:pPr>
+              <w:jc w:val="center"/>
+            </w:pPr>
+            <w:r>
+              <w:rPr>
+                <w:rFonts w:ascii="Malgun Gothic" w:cs="Malgun Gothic" w:eastAsia="Malgun Gothic" w:hAnsi="Malgun Gothic"/>
+                <w:sz w:val="17"/>
+                <w:szCs w:val="17"/>
+              </w:rPr>
+              <w:t xml:space="preserve">표지</w:t>
+            </w:r>
+          </w:p>
+        </w:tc>
+      </w:tr>
+      <w:tr>
+        <w:trPr>
+          <w:cantSplit/>
+          <w:tblHeader w:val="false"/>
+        </w:trPr>
+        <w:tc>
+          <w:tcPr>
+            <w:tcW w:type="dxa" w:w="2460"/>
+            <w:tcBorders>
+              <w:top w:val="single" w:color="C9D3DF" w:sz="4"/>
+              <w:left w:val="single" w:color="C9D3DF" w:sz="4"/>
+              <w:bottom w:val="single" w:color="C9D3DF" w:sz="4"/>
+              <w:right w:val="single" w:color="C9D3DF" w:sz="4"/>
+            </w:tcBorders>
+            <w:tcMar>
+              <w:top w:type="dxa" w:w="50"/>
+              <w:left w:type="dxa" w:w="80"/>
+              <w:bottom w:type="dxa" w:w="50"/>
+              <w:right w:type="dxa" w:w="80"/>
+            </w:tcMar>
+          </w:tcPr>
+          <w:p>
+            <w:pPr>
+              <w:jc w:val="center"/>
+            </w:pPr>
+            <w:r>
+              <w:rPr>
+                <w:rFonts w:ascii="Malgun Gothic" w:cs="Malgun Gothic" w:eastAsia="Malgun Gothic" w:hAnsi="Malgun Gothic"/>
+                <w:sz w:val="17"/>
+                <w:szCs w:val="17"/>
+              </w:rPr>
+              <w:t xml:space="preserve">앱 QR</w:t>
+            </w:r>
+          </w:p>
+        </w:tc>
+        <w:tc>
+          <w:tcPr>
+            <w:tcW w:type="dxa" w:w="4884"/>
+            <w:tcBorders>
+              <w:top w:val="single" w:color="C9D3DF" w:sz="4"/>
+              <w:left w:val="single" w:color="C9D3DF" w:sz="4"/>
+              <w:bottom w:val="single" w:color="C9D3DF" w:sz="4"/>
+              <w:right w:val="single" w:color="C9D3DF" w:sz="4"/>
+            </w:tcBorders>
+            <w:tcMar>
+              <w:top w:type="dxa" w:w="50"/>
+              <w:left w:type="dxa" w:w="80"/>
+              <w:bottom w:type="dxa" w:w="50"/>
+              <w:right w:type="dxa" w:w="80"/>
+            </w:tcMar>
+          </w:tcPr>
+          <w:p>
+            <w:pPr>
+              <w:jc w:val="left"/>
+            </w:pPr>
+            <w:r>
+              <w:rPr>
+                <w:rFonts w:ascii="Malgun Gothic" w:cs="Malgun Gothic" w:eastAsia="Malgun Gothic" w:hAnsi="Malgun Gothic"/>
+                <w:sz w:val="17"/>
+                <w:szCs w:val="17"/>
+              </w:rPr>
+              <w:t xml:space="preserve">docs/images/oisochangwon_app_qr.png</w:t>
+            </w:r>
+          </w:p>
+        </w:tc>
+        <w:tc>
+          <w:tcPr>
+            <w:tcW w:type="dxa" w:w="2860"/>
+            <w:tcBorders>
+              <w:top w:val="single" w:color="C9D3DF" w:sz="4"/>
+              <w:left w:val="single" w:color="C9D3DF" w:sz="4"/>
+              <w:bottom w:val="single" w:color="C9D3DF" w:sz="4"/>
+              <w:right w:val="single" w:color="C9D3DF" w:sz="4"/>
+            </w:tcBorders>
+            <w:tcMar>
+              <w:top w:type="dxa" w:w="50"/>
+              <w:left w:type="dxa" w:w="80"/>
+              <w:bottom w:type="dxa" w:w="50"/>
+              <w:right w:type="dxa" w:w="80"/>
+            </w:tcMar>
+          </w:tcPr>
+          <w:p>
+            <w:pPr>
+              <w:jc w:val="center"/>
+            </w:pPr>
+            <w:r>
+              <w:rPr>
+                <w:rFonts w:ascii="Malgun Gothic" w:cs="Malgun Gothic" w:eastAsia="Malgun Gothic" w:hAnsi="Malgun Gothic"/>
+                <w:sz w:val="17"/>
+                <w:szCs w:val="17"/>
+              </w:rPr>
+              <w:t xml:space="preserve">표지·마지막 장</w:t>
+            </w:r>
+          </w:p>
+        </w:tc>
+      </w:tr>
+      <w:tr>
+        <w:trPr>
+          <w:cantSplit/>
+          <w:tblHeader w:val="false"/>
+        </w:trPr>
+        <w:tc>
+          <w:tcPr>
+            <w:tcW w:type="dxa" w:w="2460"/>
+            <w:tcBorders>
+              <w:top w:val="single" w:color="C9D3DF" w:sz="4"/>
+              <w:left w:val="single" w:color="C9D3DF" w:sz="4"/>
+              <w:bottom w:val="single" w:color="C9D3DF" w:sz="4"/>
+              <w:right w:val="single" w:color="C9D3DF" w:sz="4"/>
+            </w:tcBorders>
+            <w:tcMar>
+              <w:top w:type="dxa" w:w="50"/>
+              <w:left w:type="dxa" w:w="80"/>
+              <w:bottom w:type="dxa" w:w="50"/>
+              <w:right w:type="dxa" w:w="80"/>
+            </w:tcMar>
+          </w:tcPr>
+          <w:p>
+            <w:pPr>
+              <w:jc w:val="center"/>
+            </w:pPr>
+            <w:r>
+              <w:rPr>
+                <w:rFonts w:ascii="Malgun Gothic" w:cs="Malgun Gothic" w:eastAsia="Malgun Gothic" w:hAnsi="Malgun Gothic"/>
+                <w:sz w:val="17"/>
+                <w:szCs w:val="17"/>
+              </w:rPr>
+              <w:t xml:space="preserve">Workflow 그림</w:t>
+            </w:r>
+          </w:p>
+        </w:tc>
+        <w:tc>
+          <w:tcPr>
+            <w:tcW w:type="dxa" w:w="4884"/>
+            <w:tcBorders>
+              <w:top w:val="single" w:color="C9D3DF" w:sz="4"/>
+              <w:left w:val="single" w:color="C9D3DF" w:sz="4"/>
+              <w:bottom w:val="single" w:color="C9D3DF" w:sz="4"/>
+              <w:right w:val="single" w:color="C9D3DF" w:sz="4"/>
+            </w:tcBorders>
+            <w:tcMar>
+              <w:top w:type="dxa" w:w="50"/>
+              <w:left w:type="dxa" w:w="80"/>
+              <w:bottom w:type="dxa" w:w="50"/>
+              <w:right w:type="dxa" w:w="80"/>
+            </w:tcMar>
+          </w:tcPr>
+          <w:p>
+            <w:pPr>
+              <w:jc w:val="left"/>
+            </w:pPr>
+            <w:r>
+              <w:rPr>
+                <w:rFonts w:ascii="Malgun Gothic" w:cs="Malgun Gothic" w:eastAsia="Malgun Gothic" w:hAnsi="Malgun Gothic"/>
+                <w:sz w:val="17"/>
+                <w:szCs w:val="17"/>
+              </w:rPr>
+              <w:t xml:space="preserve">docs/images/workflow_20261004.png</w:t>
+            </w:r>
+          </w:p>
+        </w:tc>
+        <w:tc>
+          <w:tcPr>
+            <w:tcW w:type="dxa" w:w="2860"/>
+            <w:tcBorders>
+              <w:top w:val="single" w:color="C9D3DF" w:sz="4"/>
+              <w:left w:val="single" w:color="C9D3DF" w:sz="4"/>
+              <w:bottom w:val="single" w:color="C9D3DF" w:sz="4"/>
+              <w:right w:val="single" w:color="C9D3DF" w:sz="4"/>
+            </w:tcBorders>
+            <w:tcMar>
+              <w:top w:type="dxa" w:w="50"/>
+              <w:left w:type="dxa" w:w="80"/>
+              <w:bottom w:type="dxa" w:w="50"/>
+              <w:right w:type="dxa" w:w="80"/>
+            </w:tcMar>
+          </w:tcPr>
+          <w:p>
+            <w:pPr>
+              <w:jc w:val="center"/>
+            </w:pPr>
+            <w:r>
+              <w:rPr>
+                <w:rFonts w:ascii="Malgun Gothic" w:cs="Malgun Gothic" w:eastAsia="Malgun Gothic" w:hAnsi="Malgun Gothic"/>
+                <w:sz w:val="17"/>
+                <w:szCs w:val="17"/>
+              </w:rPr>
+              <w:t xml:space="preserve">슬라이드 5</w:t>
+            </w:r>
+          </w:p>
+        </w:tc>
+      </w:tr>
+      <w:tr>
+        <w:trPr>
+          <w:cantSplit/>
+          <w:tblHeader w:val="false"/>
+        </w:trPr>
+        <w:tc>
+          <w:tcPr>
+            <w:tcW w:type="dxa" w:w="2460"/>
+            <w:tcBorders>
+              <w:top w:val="single" w:color="C9D3DF" w:sz="4"/>
+              <w:left w:val="single" w:color="C9D3DF" w:sz="4"/>
+              <w:bottom w:val="single" w:color="C9D3DF" w:sz="4"/>
+              <w:right w:val="single" w:color="C9D3DF" w:sz="4"/>
+            </w:tcBorders>
+            <w:tcMar>
+              <w:top w:type="dxa" w:w="50"/>
+              <w:left w:type="dxa" w:w="80"/>
+              <w:bottom w:type="dxa" w:w="50"/>
+              <w:right w:type="dxa" w:w="80"/>
+            </w:tcMar>
+          </w:tcPr>
+          <w:p>
+            <w:pPr>
+              <w:jc w:val="center"/>
+            </w:pPr>
+            <w:r>
+              <w:rPr>
+                <w:rFonts w:ascii="Malgun Gothic" w:cs="Malgun Gothic" w:eastAsia="Malgun Gothic" w:hAnsi="Malgun Gothic"/>
+                <w:sz w:val="17"/>
+                <w:szCs w:val="17"/>
+              </w:rPr>
+              <w:t xml:space="preserve">화면 사진</w:t>
+            </w:r>
+          </w:p>
+        </w:tc>
+        <w:tc>
+          <w:tcPr>
+            <w:tcW w:type="dxa" w:w="4884"/>
+            <w:tcBorders>
+              <w:top w:val="single" w:color="C9D3DF" w:sz="4"/>
+              <w:left w:val="single" w:color="C9D3DF" w:sz="4"/>
+              <w:bottom w:val="single" w:color="C9D3DF" w:sz="4"/>
+              <w:right w:val="single" w:color="C9D3DF" w:sz="4"/>
+            </w:tcBorders>
+            <w:tcMar>
+              <w:top w:type="dxa" w:w="50"/>
+              <w:left w:type="dxa" w:w="80"/>
+              <w:bottom w:type="dxa" w:w="50"/>
+              <w:right w:type="dxa" w:w="80"/>
+            </w:tcMar>
+          </w:tcPr>
+          <w:p>
+            <w:pPr>
+              <w:jc w:val="left"/>
+            </w:pPr>
+            <w:r>
+              <w:rPr>
+                <w:rFonts w:ascii="Malgun Gothic" w:cs="Malgun Gothic" w:eastAsia="Malgun Gothic" w:hAnsi="Malgun Gothic"/>
+                <w:sz w:val="17"/>
+                <w:szCs w:val="17"/>
+              </w:rPr>
+              <w:t xml:space="preserve">screenshots/after_development/최종완료사진_1005/ — PC 01·03·05·08·09·10, 휴대폰 11·13·15 (10/5 최종)</w:t>
+            </w:r>
+          </w:p>
+        </w:tc>
+        <w:tc>
+          <w:tcPr>
+            <w:tcW w:type="dxa" w:w="2860"/>
+            <w:tcBorders>
+              <w:top w:val="single" w:color="C9D3DF" w:sz="4"/>
+              <w:left w:val="single" w:color="C9D3DF" w:sz="4"/>
+              <w:bottom w:val="single" w:color="C9D3DF" w:sz="4"/>
+              <w:right w:val="single" w:color="C9D3DF" w:sz="4"/>
+            </w:tcBorders>
+            <w:tcMar>
+              <w:top w:type="dxa" w:w="50"/>
+              <w:left w:type="dxa" w:w="80"/>
+              <w:bottom w:type="dxa" w:w="50"/>
+              <w:right w:type="dxa" w:w="80"/>
+            </w:tcMar>
+          </w:tcPr>
+          <w:p>
+            <w:pPr>
+              <w:jc w:val="center"/>
+            </w:pPr>
+            <w:r>
+              <w:rPr>
+                <w:rFonts w:ascii="Malgun Gothic" w:cs="Malgun Gothic" w:eastAsia="Malgun Gothic" w:hAnsi="Malgun Gothic"/>
+                <w:sz w:val="17"/>
+                <w:szCs w:val="17"/>
+              </w:rPr>
+              <w:t xml:space="preserve">슬라이드 1·3·4·6</w:t>
+            </w:r>
+          </w:p>
+        </w:tc>
+      </w:tr>
+      <w:tr>
+        <w:trPr>
+          <w:cantSplit/>
+          <w:tblHeader w:val="false"/>
+        </w:trPr>
+        <w:tc>
+          <w:tcPr>
+            <w:tcW w:type="dxa" w:w="2460"/>
+            <w:tcBorders>
+              <w:top w:val="single" w:color="C9D3DF" w:sz="4"/>
+              <w:left w:val="single" w:color="C9D3DF" w:sz="4"/>
+              <w:bottom w:val="single" w:color="C9D3DF" w:sz="4"/>
+              <w:right w:val="single" w:color="C9D3DF" w:sz="4"/>
+            </w:tcBorders>
+            <w:tcMar>
+              <w:top w:type="dxa" w:w="50"/>
+              <w:left w:type="dxa" w:w="80"/>
+              <w:bottom w:type="dxa" w:w="50"/>
+              <w:right w:type="dxa" w:w="80"/>
+            </w:tcMar>
+          </w:tcPr>
+          <w:p>
+            <w:pPr>
+              <w:jc w:val="center"/>
+            </w:pPr>
+            <w:r>
+              <w:rPr>
+                <w:rFonts w:ascii="Malgun Gothic" w:cs="Malgun Gothic" w:eastAsia="Malgun Gothic" w:hAnsi="Malgun Gothic"/>
+                <w:sz w:val="17"/>
+                <w:szCs w:val="17"/>
+              </w:rPr>
+              <w:t xml:space="preserve">실사용자 그래프</w:t>
+            </w:r>
+          </w:p>
+        </w:tc>
+        <w:tc>
+          <w:tcPr>
+            <w:tcW w:type="dxa" w:w="4884"/>
+            <w:tcBorders>
+              <w:top w:val="single" w:color="C9D3DF" w:sz="4"/>
+              <w:left w:val="single" w:color="C9D3DF" w:sz="4"/>
+              <w:bottom w:val="single" w:color="C9D3DF" w:sz="4"/>
+              <w:right w:val="single" w:color="C9D3DF" w:sz="4"/>
+            </w:tcBorders>
+            <w:tcMar>
+              <w:top w:type="dxa" w:w="50"/>
+              <w:left w:type="dxa" w:w="80"/>
+              <w:bottom w:type="dxa" w:w="50"/>
+              <w:right w:type="dxa" w:w="80"/>
+            </w:tcMar>
+          </w:tcPr>
+          <w:p>
+            <w:pPr>
+              <w:jc w:val="left"/>
+            </w:pPr>
+            <w:r>
+              <w:rPr>
+                <w:rFonts w:ascii="Malgun Gothic" w:cs="Malgun Gothic" w:eastAsia="Malgun Gothic" w:hAnsi="Malgun Gothic"/>
+                <w:sz w:val="17"/>
+                <w:szCs w:val="17"/>
+              </w:rPr>
+              <w:t xml:space="preserve">tests/user_test/results_20261004/images/user_test_summary.png</w:t>
+            </w:r>
+          </w:p>
+        </w:tc>
+        <w:tc>
+          <w:tcPr>
+            <w:tcW w:type="dxa" w:w="2860"/>
+            <w:tcBorders>
+              <w:top w:val="single" w:color="C9D3DF" w:sz="4"/>
+              <w:left w:val="single" w:color="C9D3DF" w:sz="4"/>
+              <w:bottom w:val="single" w:color="C9D3DF" w:sz="4"/>
+              <w:right w:val="single" w:color="C9D3DF" w:sz="4"/>
+            </w:tcBorders>
+            <w:tcMar>
+              <w:top w:type="dxa" w:w="50"/>
+              <w:left w:type="dxa" w:w="80"/>
+              <w:bottom w:type="dxa" w:w="50"/>
+              <w:right w:type="dxa" w:w="80"/>
+            </w:tcMar>
+          </w:tcPr>
+          <w:p>
+            <w:pPr>
+              <w:jc w:val="center"/>
+            </w:pPr>
+            <w:r>
+              <w:rPr>
+                <w:rFonts w:ascii="Malgun Gothic" w:cs="Malgun Gothic" w:eastAsia="Malgun Gothic" w:hAnsi="Malgun Gothic"/>
+                <w:sz w:val="17"/>
+                <w:szCs w:val="17"/>
+              </w:rPr>
+              <w:t xml:space="preserve">슬라이드 7</w:t>
+            </w:r>
+          </w:p>
+        </w:tc>
+      </w:tr>
+      <w:tr>
+        <w:trPr>
+          <w:cantSplit/>
+          <w:tblHeader w:val="false"/>
+        </w:trPr>
+        <w:tc>
+          <w:tcPr>
+            <w:tcW w:type="dxa" w:w="2460"/>
+            <w:tcBorders>
+              <w:top w:val="single" w:color="C9D3DF" w:sz="4"/>
+              <w:left w:val="single" w:color="C9D3DF" w:sz="4"/>
+              <w:bottom w:val="single" w:color="C9D3DF" w:sz="4"/>
+              <w:right w:val="single" w:color="C9D3DF" w:sz="4"/>
+            </w:tcBorders>
+            <w:tcMar>
+              <w:top w:type="dxa" w:w="50"/>
+              <w:left w:type="dxa" w:w="80"/>
+              <w:bottom w:type="dxa" w:w="50"/>
+              <w:right w:type="dxa" w:w="80"/>
+            </w:tcMar>
+          </w:tcPr>
+          <w:p>
+            <w:pPr>
+              <w:jc w:val="center"/>
+            </w:pPr>
+            <w:r>
+              <w:rPr>
+                <w:rFonts w:ascii="Malgun Gothic" w:cs="Malgun Gothic" w:eastAsia="Malgun Gothic" w:hAnsi="Malgun Gothic"/>
+                <w:sz w:val="17"/>
+                <w:szCs w:val="17"/>
+              </w:rPr>
+              <w:t xml:space="preserve">시연영상</w:t>
+            </w:r>
+          </w:p>
+        </w:tc>
+        <w:tc>
+          <w:tcPr>
+            <w:tcW w:type="dxa" w:w="4884"/>
+            <w:tcBorders>
+              <w:top w:val="single" w:color="C9D3DF" w:sz="4"/>
+              <w:left w:val="single" w:color="C9D3DF" w:sz="4"/>
+              <w:bottom w:val="single" w:color="C9D3DF" w:sz="4"/>
+              <w:right w:val="single" w:color="C9D3DF" w:sz="4"/>
+            </w:tcBorders>
+            <w:tcMar>
+              <w:top w:type="dxa" w:w="50"/>
+              <w:left w:type="dxa" w:w="80"/>
+              <w:bottom w:type="dxa" w:w="50"/>
+              <w:right w:type="dxa" w:w="80"/>
+            </w:tcMar>
+          </w:tcPr>
+          <w:p>
+            <w:pPr>
+              <w:jc w:val="left"/>
+            </w:pPr>
+            <w:r>
+              <w:rPr>
+                <w:rFonts w:ascii="Malgun Gothic" w:cs="Malgun Gothic" w:eastAsia="Malgun Gothic" w:hAnsi="Malgun Gothic"/>
+                <w:sz w:val="17"/>
+                <w:szCs w:val="17"/>
+              </w:rPr>
+              <w:t xml:space="preserve">deliverables/presentation/video/오이소창원_시연영상.mp4 (10/5 완성본)</w:t>
+            </w:r>
+          </w:p>
+        </w:tc>
+        <w:tc>
+          <w:tcPr>
+            <w:tcW w:type="dxa" w:w="2860"/>
+            <w:tcBorders>
+              <w:top w:val="single" w:color="C9D3DF" w:sz="4"/>
+              <w:left w:val="single" w:color="C9D3DF" w:sz="4"/>
+              <w:bottom w:val="single" w:color="C9D3DF" w:sz="4"/>
+              <w:right w:val="single" w:color="C9D3DF" w:sz="4"/>
+            </w:tcBorders>
+            <w:tcMar>
+              <w:top w:type="dxa" w:w="50"/>
+              <w:left w:type="dxa" w:w="80"/>
+              <w:bottom w:type="dxa" w:w="50"/>
+              <w:right w:type="dxa" w:w="80"/>
+            </w:tcMar>
+          </w:tcPr>
+          <w:p>
+            <w:pPr>
+              <w:jc w:val="center"/>
+            </w:pPr>
+            <w:r>
+              <w:rPr>
+                <w:rFonts w:ascii="Malgun Gothic" w:cs="Malgun Gothic" w:eastAsia="Malgun Gothic" w:hAnsi="Malgun Gothic"/>
+                <w:sz w:val="17"/>
+                <w:szCs w:val="17"/>
+              </w:rPr>
+              <w:t xml:space="preserve">슬라이드 6</w:t>
+            </w:r>
+          </w:p>
+        </w:tc>
+      </w:tr>
+    </w:tbl>
+    <w:p>
+      <w:pPr>
+        <w:spacing w:after="80"/>
+      </w:pPr>
+    </w:p>
+    <w:p>
+      <w:pPr>
+        <w:pStyle w:val="Heading2"/>
+        <w:keepNext/>
+        <w:spacing w:after="60" w:before="160"/>
+      </w:pPr>
+      <w:r>
+        <w:rPr>
+          <w:rFonts w:ascii="Malgun Gothic" w:cs="Malgun Gothic" w:eastAsia="Malgun Gothic" w:hAnsi="Malgun Gothic"/>
+          <w:b/>
+          <w:bCs/>
+          <w:color w:val="2E9E6B"/>
+          <w:sz w:val="21"/>
+          <w:szCs w:val="21"/>
+        </w:rPr>
+        <w:t xml:space="preserve">프롬프트 1 — 10장 구성안과 디자인</w:t>
+      </w:r>
+    </w:p>
+    <w:p>
+      <w:pPr>
+        <w:shd w:fill="F3F5F8" w:color="auto" w:val="clear"/>
+        <w:spacing w:after="0"/>
+      </w:pPr>
+      <w:r>
+        <w:rPr>
+          <w:rFonts w:ascii="Consolas" w:cs="Consolas" w:eastAsia="Consolas" w:hAnsi="Consolas"/>
+          <w:sz w:val="15"/>
+          <w:szCs w:val="15"/>
+        </w:rPr>
+        <w:t xml:space="preserve">너는 공모전 발표자료 디자이너야. 첨부한 「오이소창원 발표자료 스크립트」의 ‘슬라이드 10장’ 부분대로</w:t>
+      </w:r>
+    </w:p>
+    <w:p>
+      <w:pPr>
+        <w:shd w:fill="F3F5F8" w:color="auto" w:val="clear"/>
+        <w:spacing w:after="0"/>
+      </w:pPr>
+      <w:r>
+        <w:rPr>
+          <w:rFonts w:ascii="Consolas" w:cs="Consolas" w:eastAsia="Consolas" w:hAnsi="Consolas"/>
+          <w:sz w:val="15"/>
+          <w:szCs w:val="15"/>
+        </w:rPr>
+        <w:t xml:space="preserve">제출용 PowerPoint 10장 구성안을 만들어 줘. 발표 대본은 지금 쓰지 마.</w:t>
+      </w:r>
+    </w:p>
+    <w:p>
+      <w:pPr>
+        <w:shd w:fill="F3F5F8" w:color="auto" w:val="clear"/>
+        <w:spacing w:after="0"/>
+      </w:pPr>
+      <w:r>
+        <w:rPr>
+          <w:rFonts w:ascii="Consolas" w:cs="Consolas" w:eastAsia="Consolas" w:hAnsi="Consolas"/>
+          <w:sz w:val="15"/>
+          <w:szCs w:val="15"/>
+        </w:rPr>
+        <w:t xml:space="preserve"> </w:t>
+      </w:r>
+    </w:p>
+    <w:p>
+      <w:pPr>
+        <w:shd w:fill="F3F5F8" w:color="auto" w:val="clear"/>
+        <w:spacing w:after="0"/>
+      </w:pPr>
+      <w:r>
+        <w:rPr>
+          <w:rFonts w:ascii="Consolas" w:cs="Consolas" w:eastAsia="Consolas" w:hAnsi="Consolas"/>
+          <w:sz w:val="15"/>
+          <w:szCs w:val="15"/>
+        </w:rPr>
+        <w:t xml:space="preserve">[대회] 제4회 경남 AI·SW 경진대회 일반부, 지정주제 사회문제 해결형 AI Agent.</w:t>
+      </w:r>
+    </w:p>
+    <w:p>
+      <w:pPr>
+        <w:shd w:fill="F3F5F8" w:color="auto" w:val="clear"/>
+        <w:spacing w:after="0"/>
+      </w:pPr>
+      <w:r>
+        <w:rPr>
+          <w:rFonts w:ascii="Consolas" w:cs="Consolas" w:eastAsia="Consolas" w:hAnsi="Consolas"/>
+          <w:sz w:val="15"/>
+          <w:szCs w:val="15"/>
+        </w:rPr>
+        <w:t xml:space="preserve">발표자료는 10장 이내, 운영규정 별지 3 순서: 문제 → Agent 설명(목표·역할·핵심기능)</w:t>
+      </w:r>
+    </w:p>
+    <w:p>
+      <w:pPr>
+        <w:shd w:fill="F3F5F8" w:color="auto" w:val="clear"/>
+        <w:spacing w:after="0"/>
+      </w:pPr>
+      <w:r>
+        <w:rPr>
+          <w:rFonts w:ascii="Consolas" w:cs="Consolas" w:eastAsia="Consolas" w:hAnsi="Consolas"/>
+          <w:sz w:val="15"/>
+          <w:szCs w:val="15"/>
+        </w:rPr>
+        <w:t xml:space="preserve">→ 구조(Workflow·AI·Tool·Data·Memory) → 실제 시연(시연영상) → 성과(Before/After·사용자 검증)</w:t>
+      </w:r>
+    </w:p>
+    <w:p>
+      <w:pPr>
+        <w:shd w:fill="F3F5F8" w:color="auto" w:val="clear"/>
+        <w:spacing w:after="0"/>
+      </w:pPr>
+      <w:r>
+        <w:rPr>
+          <w:rFonts w:ascii="Consolas" w:cs="Consolas" w:eastAsia="Consolas" w:hAnsi="Consolas"/>
+          <w:sz w:val="15"/>
+          <w:szCs w:val="15"/>
+        </w:rPr>
+        <w:t xml:space="preserve">→ 발전계획·비즈니스모델(기대효과·한계·현장 적용 전 보완점).</w:t>
+      </w:r>
+    </w:p>
+    <w:p>
+      <w:pPr>
+        <w:shd w:fill="F3F5F8" w:color="auto" w:val="clear"/>
+        <w:spacing w:after="0"/>
+      </w:pPr>
+      <w:r>
+        <w:rPr>
+          <w:rFonts w:ascii="Consolas" w:cs="Consolas" w:eastAsia="Consolas" w:hAnsi="Consolas"/>
+          <w:sz w:val="15"/>
+          <w:szCs w:val="15"/>
+        </w:rPr>
+        <w:t xml:space="preserve"> </w:t>
+      </w:r>
+    </w:p>
+    <w:p>
+      <w:pPr>
+        <w:shd w:fill="F3F5F8" w:color="auto" w:val="clear"/>
+        <w:spacing w:after="0"/>
+      </w:pPr>
+      <w:r>
+        <w:rPr>
+          <w:rFonts w:ascii="Consolas" w:cs="Consolas" w:eastAsia="Consolas" w:hAnsi="Consolas"/>
+          <w:sz w:val="15"/>
+          <w:szCs w:val="15"/>
+        </w:rPr>
+        <w:t xml:space="preserve">[꼭 들어갈 내용 — 스크립트에 있는 숫자만, 새로 지어내지 마]</w:t>
+      </w:r>
+    </w:p>
+    <w:p>
+      <w:pPr>
+        <w:shd w:fill="F3F5F8" w:color="auto" w:val="clear"/>
+        <w:spacing w:after="0"/>
+      </w:pPr>
+      <w:r>
+        <w:rPr>
+          <w:rFonts w:ascii="Consolas" w:cs="Consolas" w:eastAsia="Consolas" w:hAnsi="Consolas"/>
+          <w:sz w:val="15"/>
+          <w:szCs w:val="15"/>
+        </w:rPr>
+        <w:t xml:space="preserve">- 작품명: 오이소창원 — AI 기반 창원 정착 지원 Agent / 슬로건: 창원에서 너의 내일을 응원해!</w:t>
+      </w:r>
+    </w:p>
+    <w:p>
+      <w:pPr>
+        <w:shd w:fill="F3F5F8" w:color="auto" w:val="clear"/>
+        <w:spacing w:after="0"/>
+      </w:pPr>
+      <w:r>
+        <w:rPr>
+          <w:rFonts w:ascii="Consolas" w:cs="Consolas" w:eastAsia="Consolas" w:hAnsi="Consolas"/>
+          <w:sz w:val="15"/>
+          <w:szCs w:val="15"/>
+        </w:rPr>
+        <w:t xml:space="preserve">- 팀: 조준수(팀장) · 이혜경 · 이미영</w:t>
+      </w:r>
+    </w:p>
+    <w:p>
+      <w:pPr>
+        <w:shd w:fill="F3F5F8" w:color="auto" w:val="clear"/>
+        <w:spacing w:after="0"/>
+      </w:pPr>
+      <w:r>
+        <w:rPr>
+          <w:rFonts w:ascii="Consolas" w:cs="Consolas" w:eastAsia="Consolas" w:hAnsi="Consolas"/>
+          <w:sz w:val="15"/>
+          <w:szCs w:val="15"/>
+        </w:rPr>
+        <w:t xml:space="preserve">- 핵심 기능 4개: ① 창원 청년 맞춤형 혜택 알림 ② 창원 생활 정보 안내 및 일정 편성</w:t>
+      </w:r>
+    </w:p>
+    <w:p>
+      <w:pPr>
+        <w:shd w:fill="F3F5F8" w:color="auto" w:val="clear"/>
+        <w:spacing w:after="0"/>
+      </w:pPr>
+      <w:r>
+        <w:rPr>
+          <w:rFonts w:ascii="Consolas" w:cs="Consolas" w:eastAsia="Consolas" w:hAnsi="Consolas"/>
+          <w:sz w:val="15"/>
+          <w:szCs w:val="15"/>
+        </w:rPr>
+        <w:t xml:space="preserve">  ③ 불편사항 행정 접수안내 ④ 창원 지역말 번역 + 오이소창원에게 물어보기</w:t>
+      </w:r>
+    </w:p>
+    <w:p>
+      <w:pPr>
+        <w:shd w:fill="F3F5F8" w:color="auto" w:val="clear"/>
+        <w:spacing w:after="0"/>
+      </w:pPr>
+      <w:r>
+        <w:rPr>
+          <w:rFonts w:ascii="Consolas" w:cs="Consolas" w:eastAsia="Consolas" w:hAnsi="Consolas"/>
+          <w:sz w:val="15"/>
+          <w:szCs w:val="15"/>
+        </w:rPr>
+        <w:t xml:space="preserve">- 숫자: 정책 24건 4단계 판정, 할 일 26개, 생활 정보 60곳, 지역말 2,253개, 접수 창구 6단계,</w:t>
+      </w:r>
+    </w:p>
+    <w:p>
+      <w:pPr>
+        <w:shd w:fill="F3F5F8" w:color="auto" w:val="clear"/>
+        <w:spacing w:after="0"/>
+      </w:pPr>
+      <w:r>
+        <w:rPr>
+          <w:rFonts w:ascii="Consolas" w:cs="Consolas" w:eastAsia="Consolas" w:hAnsi="Consolas"/>
+          <w:sz w:val="15"/>
+          <w:szCs w:val="15"/>
+        </w:rPr>
+        <w:t xml:space="preserve">  도구 5개, 자동 테스트 127개, 팀 자체 테스트 38번·지적 88건 모두 반영,</w:t>
+      </w:r>
+    </w:p>
+    <w:p>
+      <w:pPr>
+        <w:shd w:fill="F3F5F8" w:color="auto" w:val="clear"/>
+        <w:spacing w:after="0"/>
+      </w:pPr>
+      <w:r>
+        <w:rPr>
+          <w:rFonts w:ascii="Consolas" w:cs="Consolas" w:eastAsia="Consolas" w:hAnsi="Consolas"/>
+          <w:sz w:val="15"/>
+          <w:szCs w:val="15"/>
+        </w:rPr>
+        <w:t xml:space="preserve">  실사용자 4명·만족도 4.75/5·추천 4/4, 완성도 Level 3(MVP)</w:t>
+      </w:r>
+    </w:p>
+    <w:p>
+      <w:pPr>
+        <w:shd w:fill="F3F5F8" w:color="auto" w:val="clear"/>
+        <w:spacing w:after="0"/>
+      </w:pPr>
+      <w:r>
+        <w:rPr>
+          <w:rFonts w:ascii="Consolas" w:cs="Consolas" w:eastAsia="Consolas" w:hAnsi="Consolas"/>
+          <w:sz w:val="15"/>
+          <w:szCs w:val="15"/>
+        </w:rPr>
+        <w:t xml:space="preserve">- AI: 앱은 GPT-4.1 mini(도구 호출·답변 검증). 다른 모델 이름은 쓰지 마.</w:t>
+      </w:r>
+    </w:p>
+    <w:p>
+      <w:pPr>
+        <w:shd w:fill="F3F5F8" w:color="auto" w:val="clear"/>
+        <w:spacing w:after="0"/>
+      </w:pPr>
+      <w:r>
+        <w:rPr>
+          <w:rFonts w:ascii="Consolas" w:cs="Consolas" w:eastAsia="Consolas" w:hAnsi="Consolas"/>
+          <w:sz w:val="15"/>
+          <w:szCs w:val="15"/>
+        </w:rPr>
+        <w:t xml:space="preserve">- 앱 주소: https://oisochangwon-4fuybothxlr78qnnaappqv.streamlit.app/</w:t>
+      </w:r>
+    </w:p>
+    <w:p>
+      <w:pPr>
+        <w:shd w:fill="F3F5F8" w:color="auto" w:val="clear"/>
+        <w:spacing w:after="0"/>
+      </w:pPr>
+      <w:r>
+        <w:rPr>
+          <w:rFonts w:ascii="Consolas" w:cs="Consolas" w:eastAsia="Consolas" w:hAnsi="Consolas"/>
+          <w:sz w:val="15"/>
+          <w:szCs w:val="15"/>
+        </w:rPr>
+        <w:t xml:space="preserve"> </w:t>
+      </w:r>
+    </w:p>
+    <w:p>
+      <w:pPr>
+        <w:shd w:fill="F3F5F8" w:color="auto" w:val="clear"/>
+        <w:spacing w:after="0"/>
+      </w:pPr>
+      <w:r>
+        <w:rPr>
+          <w:rFonts w:ascii="Consolas" w:cs="Consolas" w:eastAsia="Consolas" w:hAnsi="Consolas"/>
+          <w:sz w:val="15"/>
+          <w:szCs w:val="15"/>
+        </w:rPr>
+        <w:t xml:space="preserve">[디자인 — 앱과 같은 톤앤매너]</w:t>
+      </w:r>
+    </w:p>
+    <w:p>
+      <w:pPr>
+        <w:shd w:fill="F3F5F8" w:color="auto" w:val="clear"/>
+        <w:spacing w:after="0"/>
+      </w:pPr>
+      <w:r>
+        <w:rPr>
+          <w:rFonts w:ascii="Consolas" w:cs="Consolas" w:eastAsia="Consolas" w:hAnsi="Consolas"/>
+          <w:sz w:val="15"/>
+          <w:szCs w:val="15"/>
+        </w:rPr>
+        <w:t xml:space="preserve">- 색: 남색 #063465, 표지·구간 띠는 짙은 남색 그라데이션(#041F3D → #0B4C8C),</w:t>
+      </w:r>
+    </w:p>
+    <w:p>
+      <w:pPr>
+        <w:shd w:fill="F3F5F8" w:color="auto" w:val="clear"/>
+        <w:spacing w:after="0"/>
+      </w:pPr>
+      <w:r>
+        <w:rPr>
+          <w:rFonts w:ascii="Consolas" w:cs="Consolas" w:eastAsia="Consolas" w:hAnsi="Consolas"/>
+          <w:sz w:val="15"/>
+          <w:szCs w:val="15"/>
+        </w:rPr>
+        <w:t xml:space="preserve">  강조 주황 #FE6A01, 성과 초록 #2E9E6B, 연한 배경 #F4F7FC 위 흰 카드.</w:t>
+      </w:r>
+    </w:p>
+    <w:p>
+      <w:pPr>
+        <w:shd w:fill="F3F5F8" w:color="auto" w:val="clear"/>
+        <w:spacing w:after="0"/>
+      </w:pPr>
+      <w:r>
+        <w:rPr>
+          <w:rFonts w:ascii="Consolas" w:cs="Consolas" w:eastAsia="Consolas" w:hAnsi="Consolas"/>
+          <w:sz w:val="15"/>
+          <w:szCs w:val="15"/>
+        </w:rPr>
+        <w:t xml:space="preserve">- 글꼴: Pretendard(없으면 맑은 고딕). 제목 32~40pt 굵게, 본문 18~22pt, 큰 숫자 48pt 이상.</w:t>
+      </w:r>
+    </w:p>
+    <w:p>
+      <w:pPr>
+        <w:shd w:fill="F3F5F8" w:color="auto" w:val="clear"/>
+        <w:spacing w:after="0"/>
+      </w:pPr>
+      <w:r>
+        <w:rPr>
+          <w:rFonts w:ascii="Consolas" w:cs="Consolas" w:eastAsia="Consolas" w:hAnsi="Consolas"/>
+          <w:sz w:val="15"/>
+          <w:szCs w:val="15"/>
+        </w:rPr>
+        <w:t xml:space="preserve">- 모양: 둥근 모서리 카드, 옅은 그림자, 주황 알약 모양 라벨, 젊고 깔끔한 느낌(글자보다 그림·숫자).</w:t>
+      </w:r>
+    </w:p>
+    <w:p>
+      <w:pPr>
+        <w:shd w:fill="F3F5F8" w:color="auto" w:val="clear"/>
+        <w:spacing w:after="0"/>
+      </w:pPr>
+      <w:r>
+        <w:rPr>
+          <w:rFonts w:ascii="Consolas" w:cs="Consolas" w:eastAsia="Consolas" w:hAnsi="Consolas"/>
+          <w:sz w:val="15"/>
+          <w:szCs w:val="15"/>
+        </w:rPr>
+        <w:t xml:space="preserve">- 로고: 모든 슬라이드 오른쪽 위 작게. 표지는 남색 배경 + 흰 글자 로고.</w:t>
+      </w:r>
+    </w:p>
+    <w:p>
+      <w:pPr>
+        <w:shd w:fill="F3F5F8" w:color="auto" w:val="clear"/>
+        <w:spacing w:after="0"/>
+      </w:pPr>
+      <w:r>
+        <w:rPr>
+          <w:rFonts w:ascii="Consolas" w:cs="Consolas" w:eastAsia="Consolas" w:hAnsi="Consolas"/>
+          <w:sz w:val="15"/>
+          <w:szCs w:val="15"/>
+        </w:rPr>
+        <w:t xml:space="preserve">- QR: 표지 오른쪽 아래, 마지막 장 가운데 크게.</w:t>
+      </w:r>
+    </w:p>
+    <w:p>
+      <w:pPr>
+        <w:shd w:fill="F3F5F8" w:color="auto" w:val="clear"/>
+        <w:spacing w:after="0"/>
+      </w:pPr>
+      <w:r>
+        <w:rPr>
+          <w:rFonts w:ascii="Consolas" w:cs="Consolas" w:eastAsia="Consolas" w:hAnsi="Consolas"/>
+          <w:sz w:val="15"/>
+          <w:szCs w:val="15"/>
+        </w:rPr>
+        <w:t xml:space="preserve">- 슬라이드마다 제목 1줄 + 핵심 3줄 이내.</w:t>
+      </w:r>
+    </w:p>
+    <w:p>
+      <w:pPr>
+        <w:shd w:fill="F3F5F8" w:color="auto" w:val="clear"/>
+        <w:spacing w:after="0"/>
+      </w:pPr>
+      <w:r>
+        <w:rPr>
+          <w:rFonts w:ascii="Consolas" w:cs="Consolas" w:eastAsia="Consolas" w:hAnsi="Consolas"/>
+          <w:sz w:val="15"/>
+          <w:szCs w:val="15"/>
+        </w:rPr>
+        <w:t xml:space="preserve"> </w:t>
+      </w:r>
+    </w:p>
+    <w:p>
+      <w:pPr>
+        <w:shd w:fill="F3F5F8" w:color="auto" w:val="clear"/>
+        <w:spacing w:after="0"/>
+      </w:pPr>
+      <w:r>
+        <w:rPr>
+          <w:rFonts w:ascii="Consolas" w:cs="Consolas" w:eastAsia="Consolas" w:hAnsi="Consolas"/>
+          <w:sz w:val="15"/>
+          <w:szCs w:val="15"/>
+        </w:rPr>
+        <w:t xml:space="preserve">[출력] 슬라이드 번호별로: 제목 / 화면에 들어갈 글자 / 넣을 그림(파일 이름) / 배치 설명.</w:t>
+      </w:r>
+    </w:p>
+    <w:p>
+      <w:pPr>
+        <w:spacing w:after="80"/>
+      </w:pPr>
+    </w:p>
+    <w:p>
+      <w:pPr>
+        <w:pStyle w:val="Heading2"/>
+        <w:keepNext/>
+        <w:spacing w:after="60" w:before="160"/>
+      </w:pPr>
+      <w:r>
+        <w:rPr>
+          <w:rFonts w:ascii="Malgun Gothic" w:cs="Malgun Gothic" w:eastAsia="Malgun Gothic" w:hAnsi="Malgun Gothic"/>
+          <w:b/>
+          <w:bCs/>
+          <w:color w:val="2E9E6B"/>
+          <w:sz w:val="21"/>
+          <w:szCs w:val="21"/>
+        </w:rPr>
+        <w:t xml:space="preserve">프롬프트 2 — PowerPoint 파일 만들기</w:t>
+      </w:r>
+    </w:p>
+    <w:p>
+      <w:pPr>
+        <w:shd w:fill="F3F5F8" w:color="auto" w:val="clear"/>
+        <w:spacing w:after="0"/>
+      </w:pPr>
+      <w:r>
+        <w:rPr>
+          <w:rFonts w:ascii="Consolas" w:cs="Consolas" w:eastAsia="Consolas" w:hAnsi="Consolas"/>
+          <w:sz w:val="15"/>
+          <w:szCs w:val="15"/>
+        </w:rPr>
+        <w:t xml:space="preserve">위 10장 구성안으로 16:9 PowerPoint(.pptx) 파일을 만들어 줘.</w:t>
+      </w:r>
+    </w:p>
+    <w:p>
+      <w:pPr>
+        <w:shd w:fill="F3F5F8" w:color="auto" w:val="clear"/>
+        <w:spacing w:after="0"/>
+      </w:pPr>
+      <w:r>
+        <w:rPr>
+          <w:rFonts w:ascii="Consolas" w:cs="Consolas" w:eastAsia="Consolas" w:hAnsi="Consolas"/>
+          <w:sz w:val="15"/>
+          <w:szCs w:val="15"/>
+        </w:rPr>
+        <w:t xml:space="preserve">- 색·글꼴·둥근 카드·주황 라벨·로고 자리·QR 자리를 구성안 그대로 적용해.</w:t>
+      </w:r>
+    </w:p>
+    <w:p>
+      <w:pPr>
+        <w:shd w:fill="F3F5F8" w:color="auto" w:val="clear"/>
+        <w:spacing w:after="0"/>
+      </w:pPr>
+      <w:r>
+        <w:rPr>
+          <w:rFonts w:ascii="Consolas" w:cs="Consolas" w:eastAsia="Consolas" w:hAnsi="Consolas"/>
+          <w:sz w:val="15"/>
+          <w:szCs w:val="15"/>
+        </w:rPr>
+        <w:t xml:space="preserve">- 그림 자리는 회색 상자에 파일 이름을 적어 두면 내가 직접 넣을게.</w:t>
+      </w:r>
+    </w:p>
+    <w:p>
+      <w:pPr>
+        <w:shd w:fill="F3F5F8" w:color="auto" w:val="clear"/>
+        <w:spacing w:after="0"/>
+      </w:pPr>
+      <w:r>
+        <w:rPr>
+          <w:rFonts w:ascii="Consolas" w:cs="Consolas" w:eastAsia="Consolas" w:hAnsi="Consolas"/>
+          <w:sz w:val="15"/>
+          <w:szCs w:val="15"/>
+        </w:rPr>
+        <w:t xml:space="preserve">- 슬라이드 노트는 비워 둬(발표 대본은 나중에 추가).</w:t>
+      </w:r>
+    </w:p>
+    <w:p>
+      <w:pPr>
+        <w:shd w:fill="F3F5F8" w:color="auto" w:val="clear"/>
+        <w:spacing w:after="0"/>
+      </w:pPr>
+      <w:r>
+        <w:rPr>
+          <w:rFonts w:ascii="Consolas" w:cs="Consolas" w:eastAsia="Consolas" w:hAnsi="Consolas"/>
+          <w:sz w:val="15"/>
+          <w:szCs w:val="15"/>
+        </w:rPr>
+        <w:t xml:space="preserve">- 파일 이름: 오이소창원_발표자료.pptx</w:t>
+      </w:r>
+    </w:p>
+    <w:p>
+      <w:pPr>
+        <w:spacing w:after="80"/>
+      </w:pPr>
+    </w:p>
+    <w:p>
+      <w:pPr>
+        <w:pStyle w:val="Heading2"/>
+        <w:keepNext/>
+        <w:spacing w:after="60" w:before="160"/>
+      </w:pPr>
+      <w:r>
+        <w:rPr>
+          <w:rFonts w:ascii="Malgun Gothic" w:cs="Malgun Gothic" w:eastAsia="Malgun Gothic" w:hAnsi="Malgun Gothic"/>
+          <w:b/>
+          <w:bCs/>
+          <w:color w:val="2E9E6B"/>
+          <w:sz w:val="21"/>
+          <w:szCs w:val="21"/>
+        </w:rPr>
+        <w:t xml:space="preserve">받은 뒤 할 일</w:t>
+      </w:r>
+    </w:p>
+    <w:p>
+      <w:pPr>
+        <w:spacing w:after="60"/>
+      </w:pPr>
+      <w:r>
+        <w:rPr>
+          <w:rFonts w:ascii="Malgun Gothic" w:cs="Malgun Gothic" w:eastAsia="Malgun Gothic" w:hAnsi="Malgun Gothic"/>
+          <w:sz w:val="19"/>
+          <w:szCs w:val="19"/>
+        </w:rPr>
+        <w:t xml:space="preserve">1. 회색 상자 자리에 준비물 표의 그림·로고·QR을 넣습니다. 슬라이드 6에는 시연영상을 넣거나(삽입 → 비디오) 대표 장면 사진을 넣습니다.</w:t>
+      </w:r>
+    </w:p>
+    <w:p>
+      <w:pPr>
+        <w:spacing w:after="60"/>
+      </w:pPr>
+      <w:r>
+        <w:rPr>
+          <w:rFonts w:ascii="Malgun Gothic" w:cs="Malgun Gothic" w:eastAsia="Malgun Gothic" w:hAnsi="Malgun Gothic"/>
+          <w:sz w:val="19"/>
+          <w:szCs w:val="19"/>
+        </w:rPr>
+        <w:t xml:space="preserve">2. 확인 목록을 봅니다.</w:t>
+      </w:r>
+    </w:p>
+    <w:p>
+      <w:pPr>
+        <w:spacing w:after="60"/>
+      </w:pPr>
+      <w:r>
+        <w:rPr>
+          <w:rFonts w:ascii="Malgun Gothic" w:cs="Malgun Gothic" w:eastAsia="Malgun Gothic" w:hAnsi="Malgun Gothic"/>
+          <w:sz w:val="19"/>
+          <w:szCs w:val="19"/>
+        </w:rPr>
+        <w:t xml:space="preserve">   - [ ] 10장 이내, 별지 3 순서</w:t>
+      </w:r>
+    </w:p>
+    <w:p>
+      <w:pPr>
+        <w:spacing w:after="60"/>
+      </w:pPr>
+      <w:r>
+        <w:rPr>
+          <w:rFonts w:ascii="Malgun Gothic" w:cs="Malgun Gothic" w:eastAsia="Malgun Gothic" w:hAnsi="Malgun Gothic"/>
+          <w:sz w:val="19"/>
+          <w:szCs w:val="19"/>
+        </w:rPr>
+        <w:t xml:space="preserve">   - [ ] 숫자가 위 목록과 같음(24·26·60·2,253·6·5·127·38·88·4.75/5·4/4)</w:t>
+      </w:r>
+    </w:p>
+    <w:p>
+      <w:pPr>
+        <w:spacing w:after="60"/>
+      </w:pPr>
+      <w:r>
+        <w:rPr>
+          <w:rFonts w:ascii="Malgun Gothic" w:cs="Malgun Gothic" w:eastAsia="Malgun Gothic" w:hAnsi="Malgun Gothic"/>
+          <w:sz w:val="19"/>
+          <w:szCs w:val="19"/>
+        </w:rPr>
+        <w:t xml:space="preserve">   - [ ] 모든 장에 로고, 표지·마지막 장에 QR</w:t>
+      </w:r>
+    </w:p>
+    <w:p>
+      <w:pPr>
+        <w:spacing w:after="60"/>
+      </w:pPr>
+      <w:r>
+        <w:rPr>
+          <w:rFonts w:ascii="Malgun Gothic" w:cs="Malgun Gothic" w:eastAsia="Malgun Gothic" w:hAnsi="Malgun Gothic"/>
+          <w:sz w:val="19"/>
+          <w:szCs w:val="19"/>
+        </w:rPr>
+        <w:t xml:space="preserve">   - [ ] 다른 AI 모델 이름·실명 연락처 없음</w:t>
+      </w:r>
+    </w:p>
+    <w:p>
+      <w:pPr>
+        <w:spacing w:after="60"/>
+      </w:pPr>
+      <w:r>
+        <w:rPr>
+          <w:rFonts w:ascii="Malgun Gothic" w:cs="Malgun Gothic" w:eastAsia="Malgun Gothic" w:hAnsi="Malgun Gothic"/>
+          <w:sz w:val="19"/>
+          <w:szCs w:val="19"/>
+        </w:rPr>
+        <w:t xml:space="preserve">3. 오이소창원_발표자료.pptx와 PDF로도 저장해 공유 드라이브에 올립니다(이혜경이 GitHub deliverables/presentation/ppt/에 올림).</w:t>
+      </w:r>
+    </w:p>
+    <w:p>
+      <w:pPr>
+        <w:spacing w:after="60"/>
+      </w:pPr>
+      <w:r>
+        <w:rPr>
+          <w:rFonts w:ascii="Malgun Gothic" w:cs="Malgun Gothic" w:eastAsia="Malgun Gothic" w:hAnsi="Malgun Gothic"/>
+          <w:sz w:val="19"/>
+          <w:szCs w:val="19"/>
+        </w:rPr>
+        <w:t xml:space="preserve">4. 출처·AI 활용 신고서에는 “발표자료: 10/5 이미영, GPT로 슬라이드 초안 생성, 팀 검수”로 이미 적혀 있습니다.</w:t>
+      </w:r>
     </w:p>
     <w:sectPr>
       <w:footerReference w:type="default" r:id="rId7"/>

--- a/deliverables/presentation/ppt/오이소창원_발표자료_스크립트_20261005.docx
+++ b/deliverables/presentation/ppt/오이소창원_발표자료_스크립트_20261005.docx
@@ -2623,7 +2623,7 @@
         </w:rPr>
         <w:t xml:space="preserve">마무리: 로고 + “창원에서 너의 내일을 응원해!” + 큰 QR + 앱 주소 </w:t>
       </w:r>
-      <w:hyperlink w:history="1" r:id="rIdhzqelwrgz737nfth32sj-">
+      <w:hyperlink w:history="1" r:id="rIddsfwcwgu1vxwz714jt2yy">
         <w:r>
           <w:rPr>
             <w:rStyle w:val="Hyperlink"/>
@@ -2642,7 +2642,7 @@
         </w:rPr>
         <w:t xml:space="preserve"> + GitHub </w:t>
       </w:r>
-      <w:hyperlink w:history="1" r:id="rIdz7ntwadw5-vvtlfk9fzmn">
+      <w:hyperlink w:history="1" r:id="rIdbjfanmw1ywgybqqkjomu9">
         <w:r>
           <w:rPr>
             <w:rStyle w:val="Hyperlink"/>
@@ -2981,7 +2981,7 @@
           <w:sz w:val="24"/>
           <w:szCs w:val="24"/>
         </w:rPr>
-        <w:t xml:space="preserve">GPT 프롬프트로 만들기 (이미영 님, 10/5 제작)</w:t>
+        <w:t xml:space="preserve">GPT 프롬프트로 만들기 (조준수 님, 10/5 제작)</w:t>
       </w:r>
     </w:p>
     <w:p>
@@ -4573,7 +4573,7 @@
           <w:sz w:val="19"/>
           <w:szCs w:val="19"/>
         </w:rPr>
-        <w:t xml:space="preserve">4. 출처·AI 활용 신고서에는 “발표자료: 10/5 이미영, GPT로 슬라이드 초안 생성, 팀 검수”로 이미 적혀 있습니다.</w:t>
+        <w:t xml:space="preserve">4. 슬라이드 초안에 쓴 AI 도구 이름을 알려 주세요. 「출처·AI 활용 신고서」 발표자료 칸의 [팀 확인]에 적습니다.</w:t>
       </w:r>
     </w:p>
     <w:sectPr>

--- a/deliverables/presentation/ppt/오이소창원_발표자료_스크립트_20261005.docx
+++ b/deliverables/presentation/ppt/오이소창원_발표자료_스크립트_20261005.docx
@@ -2623,7 +2623,7 @@
         </w:rPr>
         <w:t xml:space="preserve">마무리: 로고 + “창원에서 너의 내일을 응원해!” + 큰 QR + 앱 주소 </w:t>
       </w:r>
-      <w:hyperlink w:history="1" r:id="rIddsfwcwgu1vxwz714jt2yy">
+      <w:hyperlink w:history="1" r:id="rIdegkqo44-jgeuwsyyrw63d">
         <w:r>
           <w:rPr>
             <w:rStyle w:val="Hyperlink"/>
@@ -2642,7 +2642,7 @@
         </w:rPr>
         <w:t xml:space="preserve"> + GitHub </w:t>
       </w:r>
-      <w:hyperlink w:history="1" r:id="rIdbjfanmw1ywgybqqkjomu9">
+      <w:hyperlink w:history="1" r:id="rIdm7x5u18bpjeiej6zvurih">
         <w:r>
           <w:rPr>
             <w:rStyle w:val="Hyperlink"/>
@@ -2981,7 +2981,7 @@
           <w:sz w:val="24"/>
           <w:szCs w:val="24"/>
         </w:rPr>
-        <w:t xml:space="preserve">GPT 프롬프트로 만들기 (조준수 님, 10/5 제작)</w:t>
+        <w:t xml:space="preserve">GPT 프롬프트로 만들기 (이미영 님 제작 → 조준수 님 최종 편집, 10/5)</w:t>
       </w:r>
     </w:p>
     <w:p>

--- a/deliverables/presentation/ppt/오이소창원_발표자료_스크립트_20261005.docx
+++ b/deliverables/presentation/ppt/오이소창원_발표자료_스크립트_20261005.docx
@@ -2135,7 +2135,7 @@
           <w:sz w:val="19"/>
           <w:szCs w:val="19"/>
         </w:rPr>
-        <w:t xml:space="preserve">  - ④ 창원 지역말 번역 — 공식 사전 2,253개, 사전 밖은 짐작하지 않음 (09_PC_지역말.png)</w:t>
+        <w:t xml:space="preserve">  - ④ 창원 지역말 번역 — 공식 사전 2,181개, 사전 밖은 짐작하지 않음 (09_PC_지역말.png)</w:t>
       </w:r>
     </w:p>
     <w:p>
@@ -2207,7 +2207,7 @@
           <w:sz w:val="19"/>
           <w:szCs w:val="19"/>
         </w:rPr>
-        <w:t xml:space="preserve">표 5줄: Workflow 조건 입력 → AI 분석·조건 비교 → 검증 자료 확인 → AI 맞춤 결과 → 일정 저장·알림 / AI GPT-4.1 mini(도구 선택·답 작성), 실패 시 규칙 기반 / Tool 도구 5개·캘린더(.ics)·메일·지도 링크 / Data 검증 JSON(정책 24·할 일 26·생활 60·지역말 2,253·창구 6) / Memory·Feedback 닉네임 기준 저장, 답의 연락처·링크 검증</w:t>
+        <w:t xml:space="preserve">표 5줄: Workflow 조건 입력 → AI 분석·조건 비교 → 검증 자료 확인 → AI 맞춤 결과 → 일정 저장·알림 / AI GPT-4.1 mini(도구 선택·답 작성), 실패 시 규칙 기반 / Tool 도구 5개·캘린더(.ics)·메일·지도 링크 / Data 검증 JSON(정책 24·할 일 26·생활 60·지역말 2,181·창구 6) / Memory·Feedback 닉네임 기준 저장, 답의 연락처·링크 검증</w:t>
       </w:r>
     </w:p>
     <w:p>
@@ -2623,7 +2623,7 @@
         </w:rPr>
         <w:t xml:space="preserve">마무리: 로고 + “창원에서 너의 내일을 응원해!” + 큰 QR + 앱 주소 </w:t>
       </w:r>
-      <w:hyperlink w:history="1" r:id="rIdegkqo44-jgeuwsyyrw63d">
+      <w:hyperlink w:history="1" r:id="rIdo6y9vl7mpca7kzj19dy0p">
         <w:r>
           <w:rPr>
             <w:rStyle w:val="Hyperlink"/>
@@ -2642,7 +2642,7 @@
         </w:rPr>
         <w:t xml:space="preserve"> + GitHub </w:t>
       </w:r>
-      <w:hyperlink w:history="1" r:id="rIdm7x5u18bpjeiej6zvurih">
+      <w:hyperlink w:history="1" r:id="rIdcaiijp9nj6wbxi3-jyyb0">
         <w:r>
           <w:rPr>
             <w:rStyle w:val="Hyperlink"/>
@@ -4143,7 +4143,7 @@
           <w:sz w:val="15"/>
           <w:szCs w:val="15"/>
         </w:rPr>
-        <w:t xml:space="preserve">- 숫자: 정책 24건 4단계 판정, 할 일 26개, 생활 정보 60곳, 지역말 2,253개, 접수 창구 6단계,</w:t>
+        <w:t xml:space="preserve">- 숫자: 정책 24건 4단계 판정, 할 일 26개, 생활 정보 60곳, 지역말 2,181개, 접수 창구 6단계,</w:t>
       </w:r>
     </w:p>
     <w:p>
@@ -4521,7 +4521,7 @@
           <w:sz w:val="19"/>
           <w:szCs w:val="19"/>
         </w:rPr>
-        <w:t xml:space="preserve">   - [ ] 숫자가 위 목록과 같음(24·26·60·2,253·6·5·127·38·88·4.75/5·4/4)</w:t>
+        <w:t xml:space="preserve">   - [ ] 숫자가 위 목록과 같음(24·26·60·2,181·6·5·127·38·88·4.75/5·4/4)</w:t>
       </w:r>
     </w:p>
     <w:p>

--- a/deliverables/presentation/ppt/오이소창원_발표자료_스크립트_20261005.docx
+++ b/deliverables/presentation/ppt/오이소창원_발표자료_스크립트_20261005.docx
@@ -2135,7 +2135,7 @@
           <w:sz w:val="19"/>
           <w:szCs w:val="19"/>
         </w:rPr>
-        <w:t xml:space="preserve">  - ④ 창원 지역말 번역 — 공식 사전 2,181개, 사전 밖은 짐작하지 않음 (09_PC_지역말.png)</w:t>
+        <w:t xml:space="preserve">  - ④ 창원 지역말 번역 — 공식 사전 2,253개, 사전 밖은 짐작하지 않음 (09_PC_지역말.png)</w:t>
       </w:r>
     </w:p>
     <w:p>
@@ -2207,7 +2207,7 @@
           <w:sz w:val="19"/>
           <w:szCs w:val="19"/>
         </w:rPr>
-        <w:t xml:space="preserve">표 5줄: Workflow 조건 입력 → AI 분석·조건 비교 → 검증 자료 확인 → AI 맞춤 결과 → 일정 저장·알림 / AI GPT-4.1 mini(도구 선택·답 작성), 실패 시 규칙 기반 / Tool 도구 5개·캘린더(.ics)·메일·지도 링크 / Data 검증 JSON(정책 24·할 일 26·생활 60·지역말 2,181·창구 6) / Memory·Feedback 닉네임 기준 저장, 답의 연락처·링크 검증</w:t>
+        <w:t xml:space="preserve">표 5줄: Workflow 조건 입력 → AI 분석·조건 비교 → 검증 자료 확인 → AI 맞춤 결과 → 일정 저장·알림 / AI GPT-4.1 mini(도구 선택·답 작성), 실패 시 규칙 기반 / Tool 도구 5개·캘린더(.ics)·메일·지도 링크 / Data 검증 JSON(정책 24·할 일 26·생활 60·지역말 2,253·창구 6) / Memory·Feedback 닉네임 기준 저장, 답의 연락처·링크 검증</w:t>
       </w:r>
     </w:p>
     <w:p>
@@ -2623,7 +2623,7 @@
         </w:rPr>
         <w:t xml:space="preserve">마무리: 로고 + “창원에서 너의 내일을 응원해!” + 큰 QR + 앱 주소 </w:t>
       </w:r>
-      <w:hyperlink w:history="1" r:id="rIdo6y9vl7mpca7kzj19dy0p">
+      <w:hyperlink w:history="1" r:id="rId61awyp5o75xmqjd3q-6zu">
         <w:r>
           <w:rPr>
             <w:rStyle w:val="Hyperlink"/>
@@ -2642,7 +2642,7 @@
         </w:rPr>
         <w:t xml:space="preserve"> + GitHub </w:t>
       </w:r>
-      <w:hyperlink w:history="1" r:id="rIdcaiijp9nj6wbxi3-jyyb0">
+      <w:hyperlink w:history="1" r:id="rIdlgn7iya4eu9sn3tsvjpm6">
         <w:r>
           <w:rPr>
             <w:rStyle w:val="Hyperlink"/>
@@ -4143,7 +4143,7 @@
           <w:sz w:val="15"/>
           <w:szCs w:val="15"/>
         </w:rPr>
-        <w:t xml:space="preserve">- 숫자: 정책 24건 4단계 판정, 할 일 26개, 생활 정보 60곳, 지역말 2,181개, 접수 창구 6단계,</w:t>
+        <w:t xml:space="preserve">- 숫자: 정책 24건 4단계 판정, 할 일 26개, 생활 정보 60곳, 지역말 2,253개, 접수 창구 6단계,</w:t>
       </w:r>
     </w:p>
     <w:p>
@@ -4521,7 +4521,7 @@
           <w:sz w:val="19"/>
           <w:szCs w:val="19"/>
         </w:rPr>
-        <w:t xml:space="preserve">   - [ ] 숫자가 위 목록과 같음(24·26·60·2,181·6·5·127·38·88·4.75/5·4/4)</w:t>
+        <w:t xml:space="preserve">   - [ ] 숫자가 위 목록과 같음(24·26·60·2,253·6·5·127·38·88·4.75/5·4/4)</w:t>
       </w:r>
     </w:p>
     <w:p>

--- a/deliverables/presentation/ppt/오이소창원_발표자료_스크립트_20261005.docx
+++ b/deliverables/presentation/ppt/오이소창원_발표자료_스크립트_20261005.docx
@@ -2623,7 +2623,7 @@
         </w:rPr>
         <w:t xml:space="preserve">마무리: 로고 + “창원에서 너의 내일을 응원해!” + 큰 QR + 앱 주소 </w:t>
       </w:r>
-      <w:hyperlink w:history="1" r:id="rId61awyp5o75xmqjd3q-6zu">
+      <w:hyperlink w:history="1" r:id="rIdmxjes6wxabl_ovc39unc5">
         <w:r>
           <w:rPr>
             <w:rStyle w:val="Hyperlink"/>
@@ -2642,7 +2642,7 @@
         </w:rPr>
         <w:t xml:space="preserve"> + GitHub </w:t>
       </w:r>
-      <w:hyperlink w:history="1" r:id="rIdlgn7iya4eu9sn3tsvjpm6">
+      <w:hyperlink w:history="1" r:id="rIdk13tudjknsl6ossqn7tt-">
         <w:r>
           <w:rPr>
             <w:rStyle w:val="Hyperlink"/>

--- a/deliverables/presentation/ppt/오이소창원_발표자료_스크립트_20261005.docx
+++ b/deliverables/presentation/ppt/오이소창원_발표자료_스크립트_20261005.docx
@@ -1957,7 +1957,7 @@
           <w:sz w:val="19"/>
           <w:szCs w:val="19"/>
         </w:rPr>
-        <w:t xml:space="preserve">근거 숫자: 청년 전입 53,583명 / 전출 59,351명(2023, 창원특례시의회 정책제언 2025)</w:t>
+        <w:t xml:space="preserve">근거 숫자: 경남 청년 순유출 10,112명(2025, 국가데이터처 국내인구이동통계) / 창원 청년(19~39세) 인구 241,329명(2023.12) → 221,641명(2026.8)</w:t>
       </w:r>
     </w:p>
     <w:p>
@@ -2623,7 +2623,7 @@
         </w:rPr>
         <w:t xml:space="preserve">마무리: 로고 + “창원에서 너의 내일을 응원해!” + 큰 QR + 앱 주소 </w:t>
       </w:r>
-      <w:hyperlink w:history="1" r:id="rIdmxjes6wxabl_ovc39unc5">
+      <w:hyperlink w:history="1" r:id="rId3xhaeqis041ngc5efamxi">
         <w:r>
           <w:rPr>
             <w:rStyle w:val="Hyperlink"/>
@@ -2642,7 +2642,7 @@
         </w:rPr>
         <w:t xml:space="preserve"> + GitHub </w:t>
       </w:r>
-      <w:hyperlink w:history="1" r:id="rIdk13tudjknsl6ossqn7tt-">
+      <w:hyperlink w:history="1" r:id="rIdflb8pagfllfwkhpvhrqvw">
         <w:r>
           <w:rPr>
             <w:rStyle w:val="Hyperlink"/>

--- a/deliverables/presentation/ppt/오이소창원_발표자료_스크립트_20261005.docx
+++ b/deliverables/presentation/ppt/오이소창원_발표자료_스크립트_20261005.docx
@@ -2623,7 +2623,7 @@
         </w:rPr>
         <w:t xml:space="preserve">마무리: 로고 + “창원에서 너의 내일을 응원해!” + 큰 QR + 앱 주소 </w:t>
       </w:r>
-      <w:hyperlink w:history="1" r:id="rId3xhaeqis041ngc5efamxi">
+      <w:hyperlink w:history="1" r:id="rIdknp94ghblzrwmqvl2lanw">
         <w:r>
           <w:rPr>
             <w:rStyle w:val="Hyperlink"/>
@@ -2642,7 +2642,7 @@
         </w:rPr>
         <w:t xml:space="preserve"> + GitHub </w:t>
       </w:r>
-      <w:hyperlink w:history="1" r:id="rIdflb8pagfllfwkhpvhrqvw">
+      <w:hyperlink w:history="1" r:id="rIdegtiq7sdxsekkkdchpepo">
         <w:r>
           <w:rPr>
             <w:rStyle w:val="Hyperlink"/>

--- a/deliverables/presentation/ppt/오이소창원_발표자료_스크립트_20261005.docx
+++ b/deliverables/presentation/ppt/오이소창원_발표자료_스크립트_20261005.docx
@@ -2343,7 +2343,7 @@
           <w:sz w:val="19"/>
           <w:szCs w:val="19"/>
         </w:rPr>
-        <w:t xml:space="preserve">38번</w:t>
+        <w:t xml:space="preserve">38회</w:t>
       </w:r>
       <w:r>
         <w:rPr>
@@ -2361,15 +2361,15 @@
           <w:sz w:val="19"/>
           <w:szCs w:val="19"/>
         </w:rPr>
-        <w:t xml:space="preserve">4.75</w:t>
-      </w:r>
-      <w:r>
-        <w:rPr>
-          <w:rFonts w:ascii="Malgun Gothic" w:cs="Malgun Gothic" w:eastAsia="Malgun Gothic" w:hAnsi="Malgun Gothic"/>
-          <w:sz w:val="19"/>
-          <w:szCs w:val="19"/>
-        </w:rPr>
-        <w:t xml:space="preserve"> 실사용자 만족도(5점, 4명) · 추천 4/4</w:t>
+        <w:t xml:space="preserve">4.75/5</w:t>
+      </w:r>
+      <w:r>
+        <w:rPr>
+          <w:rFonts w:ascii="Malgun Gothic" w:cs="Malgun Gothic" w:eastAsia="Malgun Gothic" w:hAnsi="Malgun Gothic"/>
+          <w:sz w:val="19"/>
+          <w:szCs w:val="19"/>
+        </w:rPr>
+        <w:t xml:space="preserve"> 실사용자 만족도(4명) · 추천 4/4</w:t>
       </w:r>
     </w:p>
     <w:p>
@@ -2623,7 +2623,7 @@
         </w:rPr>
         <w:t xml:space="preserve">마무리: 로고 + “창원에서 너의 내일을 응원해!” + 큰 QR + 앱 주소 </w:t>
       </w:r>
-      <w:hyperlink w:history="1" r:id="rIdknp94ghblzrwmqvl2lanw">
+      <w:hyperlink w:history="1" r:id="rIdvgkukicyzxz7txbhxceln">
         <w:r>
           <w:rPr>
             <w:rStyle w:val="Hyperlink"/>
@@ -2642,7 +2642,7 @@
         </w:rPr>
         <w:t xml:space="preserve"> + GitHub </w:t>
       </w:r>
-      <w:hyperlink w:history="1" r:id="rIdegtiq7sdxsekkkdchpepo">
+      <w:hyperlink w:history="1" r:id="rId04su8feof_utaec3wgccy">
         <w:r>
           <w:rPr>
             <w:rStyle w:val="Hyperlink"/>
@@ -4157,7 +4157,7 @@
           <w:sz w:val="15"/>
           <w:szCs w:val="15"/>
         </w:rPr>
-        <w:t xml:space="preserve">  도구 5개, 자동 테스트 127개, 팀 자체 테스트 38번·지적 88건 모두 반영,</w:t>
+        <w:t xml:space="preserve">  도구 5개, 자동 테스트 127개, 팀 자체 테스트 38회·지적 88건 모두 반영,</w:t>
       </w:r>
     </w:p>
     <w:p>

--- a/deliverables/presentation/ppt/오이소창원_발표자료_스크립트_20261005.docx
+++ b/deliverables/presentation/ppt/오이소창원_발표자료_스크립트_20261005.docx
@@ -1957,7 +1957,7 @@
           <w:sz w:val="19"/>
           <w:szCs w:val="19"/>
         </w:rPr>
-        <w:t xml:space="preserve">근거 숫자: 경남 청년 순유출 10,112명(2025, 국가데이터처 국내인구이동통계) / 창원 청년(19~39세) 인구 241,329명(2023.12) → 221,641명(2026.8)</w:t>
+        <w:t xml:space="preserve">근거 숫자: 경남 청년 순유출 10,112명(2025, 국가데이터처 국내인구이동통계) / 창원 청년(19~39세, 주민등록인구) 241,329명(2023.12) → 221,641명(2026.8) · 창원 총인구 1,009,003명(2026.8, 외국인 포함)</w:t>
       </w:r>
     </w:p>
     <w:p>
@@ -2623,7 +2623,7 @@
         </w:rPr>
         <w:t xml:space="preserve">마무리: 로고 + “창원에서 너의 내일을 응원해!” + 큰 QR + 앱 주소 </w:t>
       </w:r>
-      <w:hyperlink w:history="1" r:id="rIdvgkukicyzxz7txbhxceln">
+      <w:hyperlink w:history="1" r:id="rId70ggzgmzodzj77mpn5su4">
         <w:r>
           <w:rPr>
             <w:rStyle w:val="Hyperlink"/>
@@ -2642,7 +2642,7 @@
         </w:rPr>
         <w:t xml:space="preserve"> + GitHub </w:t>
       </w:r>
-      <w:hyperlink w:history="1" r:id="rId04su8feof_utaec3wgccy">
+      <w:hyperlink w:history="1" r:id="rIdlq6m0_hakml9bmr5b1onp">
         <w:r>
           <w:rPr>
             <w:rStyle w:val="Hyperlink"/>

--- a/deliverables/presentation/ppt/오이소창원_발표자료_스크립트_20261005.docx
+++ b/deliverables/presentation/ppt/오이소창원_발표자료_스크립트_20261005.docx
@@ -2153,7 +2153,7 @@
           <w:sz w:val="19"/>
           <w:szCs w:val="19"/>
         </w:rPr>
-        <w:t xml:space="preserve">아래 띠: 오이소창원에게 물어보기 — GPT-4.1 mini가 도구 5개를 골라 답하고 검증</w:t>
+        <w:t xml:space="preserve">아래 띠: 오이소창원에게 물어보기 — LLM(GPT-4.1 mini)이 질문을 이해해 도구 5개 중 필요한 도구를 골라 답을 구성하고, 연락처·링크는 검증</w:t>
       </w:r>
     </w:p>
     <w:p>
@@ -2207,25 +2207,7 @@
           <w:sz w:val="19"/>
           <w:szCs w:val="19"/>
         </w:rPr>
-        <w:t xml:space="preserve">표 5줄: Workflow 조건 입력 → AI 분석·조건 비교 → 검증 자료 확인 → AI 맞춤 결과 → 일정 저장·알림 / AI GPT-4.1 mini(도구 선택·답 작성), 실패 시 규칙 기반 / Tool 도구 5개·캘린더(.ics)·메일·지도 링크 / Data 검증 JSON(정책 24·할 일 26·생활 60·지역말 2,253·창구 6) / Memory·Feedback 닉네임 기준 저장, 답의 연락처·링크 검증</w:t>
-      </w:r>
-    </w:p>
-    <w:p>
-      <w:pPr>
-        <w:pStyle w:val="Heading2"/>
-        <w:keepNext/>
-        <w:spacing w:after="60" w:before="160"/>
-      </w:pPr>
-      <w:r>
-        <w:rPr>
-          <w:rFonts w:ascii="Malgun Gothic" w:cs="Malgun Gothic" w:eastAsia="Malgun Gothic" w:hAnsi="Malgun Gothic"/>
-          <w:b/>
-          <w:bCs/>
-          <w:color w:val="2E9E6B"/>
-          <w:sz w:val="21"/>
-          <w:szCs w:val="21"/>
-        </w:rPr>
-        <w:t xml:space="preserve">6. 실제 시연 (시연영상)</w:t>
+        <w:t xml:space="preserve">표 5줄: Workflow 조건 입력 → AI 분석·조건 비교 → 검증 자료 확인 → AI 맞춤 결과 → 일정 저장·알림 / LLM(GPT-4.1 mini) 질문 이해 → 목표·의도 파악 → 도구 선택 → 답변 구성, 실패 시 규칙 기반 / 규칙 정책 자격·조건 판정 / 답변 검증 공식 연락처·링크를 검증 자료와 대조 / Tool 도구 5개·캘린더(.ics)·메일·지도 링크 / Data 검증 JSON(정책 24·할 일 26·생활 60·지역말 2,253·창구 6) / Memory/State 할 일·메모·일정 상태 관리(닉네임 기준 저장)</w:t>
       </w:r>
     </w:p>
     <w:p>
@@ -2243,7 +2225,25 @@
           <w:sz w:val="19"/>
           <w:szCs w:val="19"/>
         </w:rPr>
-        <w:t xml:space="preserve">화면: 시연영상(deliverables/presentation/video/오이소창원_시연영상.mp4) 삽입 또는 대표 장면 + 재생 안내</w:t>
+        <w:t xml:space="preserve">발표 핵심 문구: “LLM에게 모든 판단을 맡기지 않고, 정책 자격은 규칙으로 판정하며 공식 연락처와 링크는 검증 자료와 대조합니다.”</w:t>
+      </w:r>
+    </w:p>
+    <w:p>
+      <w:pPr>
+        <w:pStyle w:val="Heading2"/>
+        <w:keepNext/>
+        <w:spacing w:after="60" w:before="160"/>
+      </w:pPr>
+      <w:r>
+        <w:rPr>
+          <w:rFonts w:ascii="Malgun Gothic" w:cs="Malgun Gothic" w:eastAsia="Malgun Gothic" w:hAnsi="Malgun Gothic"/>
+          <w:b/>
+          <w:bCs/>
+          <w:color w:val="2E9E6B"/>
+          <w:sz w:val="21"/>
+          <w:szCs w:val="21"/>
+        </w:rPr>
+        <w:t xml:space="preserve">6. 실제 시연 (시연영상)</w:t>
       </w:r>
     </w:p>
     <w:p>
@@ -2261,7 +2261,7 @@
           <w:sz w:val="19"/>
           <w:szCs w:val="19"/>
         </w:rPr>
-        <w:t xml:space="preserve">글자: 💻 웹 · 📱 모바일에서 실제 입력 → Agent 판단 → 도구 호출 → 결과(2분 59초)</w:t>
+        <w:t xml:space="preserve">화면: 시연영상(deliverables/presentation/video/오이소창원_시연영상.mp4) 삽입 또는 대표 장면 + 재생 안내</w:t>
       </w:r>
     </w:p>
     <w:p>
@@ -2279,25 +2279,7 @@
           <w:sz w:val="19"/>
           <w:szCs w:val="19"/>
         </w:rPr>
-        <w:t xml:space="preserve">그림(영상을 못 넣을 때): 10_PC_물어보기.png(Agent 실행 기록) + 15_모바일_정착일정.jpg</w:t>
-      </w:r>
-    </w:p>
-    <w:p>
-      <w:pPr>
-        <w:pStyle w:val="Heading2"/>
-        <w:keepNext/>
-        <w:spacing w:after="60" w:before="160"/>
-      </w:pPr>
-      <w:r>
-        <w:rPr>
-          <w:rFonts w:ascii="Malgun Gothic" w:cs="Malgun Gothic" w:eastAsia="Malgun Gothic" w:hAnsi="Malgun Gothic"/>
-          <w:b/>
-          <w:bCs/>
-          <w:color w:val="2E9E6B"/>
-          <w:sz w:val="21"/>
-          <w:szCs w:val="21"/>
-        </w:rPr>
-        <w:t xml:space="preserve">7. 성과 — 세 가지 테스트</w:t>
+        <w:t xml:space="preserve">글자: 💻 웹 · 📱 모바일에서 실제 입력 → Agent 판단 → 도구 호출 → 결과(2분 59초)</w:t>
       </w:r>
     </w:p>
     <w:p>
@@ -2315,61 +2297,25 @@
           <w:sz w:val="19"/>
           <w:szCs w:val="19"/>
         </w:rPr>
-        <w:t xml:space="preserve">숫자 카드 3개(초록): </w:t>
-      </w:r>
+        <w:t xml:space="preserve">그림(영상을 못 넣을 때): 10_PC_물어보기.png(Agent 실행 기록) + 15_모바일_정착일정.jpg</w:t>
+      </w:r>
+    </w:p>
+    <w:p>
+      <w:pPr>
+        <w:pStyle w:val="Heading2"/>
+        <w:keepNext/>
+        <w:spacing w:after="60" w:before="160"/>
+      </w:pPr>
       <w:r>
         <w:rPr>
           <w:rFonts w:ascii="Malgun Gothic" w:cs="Malgun Gothic" w:eastAsia="Malgun Gothic" w:hAnsi="Malgun Gothic"/>
           <w:b/>
           <w:bCs/>
-          <w:sz w:val="19"/>
-          <w:szCs w:val="19"/>
-        </w:rPr>
-        <w:t xml:space="preserve">127</w:t>
-      </w:r>
-      <w:r>
-        <w:rPr>
-          <w:rFonts w:ascii="Malgun Gothic" w:cs="Malgun Gothic" w:eastAsia="Malgun Gothic" w:hAnsi="Malgun Gothic"/>
-          <w:sz w:val="19"/>
-          <w:szCs w:val="19"/>
-        </w:rPr>
-        <w:t xml:space="preserve"> 자동 테스트 통과 / </w:t>
-      </w:r>
-      <w:r>
-        <w:rPr>
-          <w:rFonts w:ascii="Malgun Gothic" w:cs="Malgun Gothic" w:eastAsia="Malgun Gothic" w:hAnsi="Malgun Gothic"/>
-          <w:b/>
-          <w:bCs/>
-          <w:sz w:val="19"/>
-          <w:szCs w:val="19"/>
-        </w:rPr>
-        <w:t xml:space="preserve">38회</w:t>
-      </w:r>
-      <w:r>
-        <w:rPr>
-          <w:rFonts w:ascii="Malgun Gothic" w:cs="Malgun Gothic" w:eastAsia="Malgun Gothic" w:hAnsi="Malgun Gothic"/>
-          <w:sz w:val="19"/>
-          <w:szCs w:val="19"/>
-        </w:rPr>
-        <w:t xml:space="preserve"> 팀 자체 테스트 · 지적 88건 모두 반영 / </w:t>
-      </w:r>
-      <w:r>
-        <w:rPr>
-          <w:rFonts w:ascii="Malgun Gothic" w:cs="Malgun Gothic" w:eastAsia="Malgun Gothic" w:hAnsi="Malgun Gothic"/>
-          <w:b/>
-          <w:bCs/>
-          <w:sz w:val="19"/>
-          <w:szCs w:val="19"/>
-        </w:rPr>
-        <w:t xml:space="preserve">4.75/5</w:t>
-      </w:r>
-      <w:r>
-        <w:rPr>
-          <w:rFonts w:ascii="Malgun Gothic" w:cs="Malgun Gothic" w:eastAsia="Malgun Gothic" w:hAnsi="Malgun Gothic"/>
-          <w:sz w:val="19"/>
-          <w:szCs w:val="19"/>
-        </w:rPr>
-        <w:t xml:space="preserve"> 실사용자 만족도(4명) · 추천 4/4</w:t>
+          <w:color w:val="2E9E6B"/>
+          <w:sz w:val="21"/>
+          <w:szCs w:val="21"/>
+        </w:rPr>
+        <w:t xml:space="preserve">7. 성과 — 세 가지 테스트</w:t>
       </w:r>
     </w:p>
     <w:p>
@@ -2387,25 +2333,61 @@
           <w:sz w:val="19"/>
           <w:szCs w:val="19"/>
         </w:rPr>
-        <w:t xml:space="preserve">그림: tests/user_test/results_20261004/images/user_test_summary.png</w:t>
-      </w:r>
-    </w:p>
-    <w:p>
-      <w:pPr>
-        <w:pStyle w:val="Heading2"/>
-        <w:keepNext/>
-        <w:spacing w:after="60" w:before="160"/>
-      </w:pPr>
+        <w:t xml:space="preserve">숫자 카드 3개(초록): </w:t>
+      </w:r>
       <w:r>
         <w:rPr>
           <w:rFonts w:ascii="Malgun Gothic" w:cs="Malgun Gothic" w:eastAsia="Malgun Gothic" w:hAnsi="Malgun Gothic"/>
           <w:b/>
           <w:bCs/>
-          <w:color w:val="2E9E6B"/>
-          <w:sz w:val="21"/>
-          <w:szCs w:val="21"/>
-        </w:rPr>
-        <w:t xml:space="preserve">8. 성과 — Before / After</w:t>
+          <w:sz w:val="19"/>
+          <w:szCs w:val="19"/>
+        </w:rPr>
+        <w:t xml:space="preserve">127</w:t>
+      </w:r>
+      <w:r>
+        <w:rPr>
+          <w:rFonts w:ascii="Malgun Gothic" w:cs="Malgun Gothic" w:eastAsia="Malgun Gothic" w:hAnsi="Malgun Gothic"/>
+          <w:sz w:val="19"/>
+          <w:szCs w:val="19"/>
+        </w:rPr>
+        <w:t xml:space="preserve"> 자동 테스트 통과 / </w:t>
+      </w:r>
+      <w:r>
+        <w:rPr>
+          <w:rFonts w:ascii="Malgun Gothic" w:cs="Malgun Gothic" w:eastAsia="Malgun Gothic" w:hAnsi="Malgun Gothic"/>
+          <w:b/>
+          <w:bCs/>
+          <w:sz w:val="19"/>
+          <w:szCs w:val="19"/>
+        </w:rPr>
+        <w:t xml:space="preserve">38회</w:t>
+      </w:r>
+      <w:r>
+        <w:rPr>
+          <w:rFonts w:ascii="Malgun Gothic" w:cs="Malgun Gothic" w:eastAsia="Malgun Gothic" w:hAnsi="Malgun Gothic"/>
+          <w:sz w:val="19"/>
+          <w:szCs w:val="19"/>
+        </w:rPr>
+        <w:t xml:space="preserve"> 팀 자체 테스트 · 지적 88건 모두 반영 / </w:t>
+      </w:r>
+      <w:r>
+        <w:rPr>
+          <w:rFonts w:ascii="Malgun Gothic" w:cs="Malgun Gothic" w:eastAsia="Malgun Gothic" w:hAnsi="Malgun Gothic"/>
+          <w:b/>
+          <w:bCs/>
+          <w:sz w:val="19"/>
+          <w:szCs w:val="19"/>
+        </w:rPr>
+        <w:t xml:space="preserve">4.75/5</w:t>
+      </w:r>
+      <w:r>
+        <w:rPr>
+          <w:rFonts w:ascii="Malgun Gothic" w:cs="Malgun Gothic" w:eastAsia="Malgun Gothic" w:hAnsi="Malgun Gothic"/>
+          <w:sz w:val="19"/>
+          <w:szCs w:val="19"/>
+        </w:rPr>
+        <w:t xml:space="preserve"> 실사용자 만족도(4명) · 추천 4/4</w:t>
       </w:r>
     </w:p>
     <w:p>
@@ -2423,7 +2405,25 @@
           <w:sz w:val="19"/>
           <w:szCs w:val="19"/>
         </w:rPr>
-        <w:t xml:space="preserve">왼쪽 Before: 여러 사이트를 직접 검색, 자격은 스스로 판단, 기한은 기억에 의존</w:t>
+        <w:t xml:space="preserve">그림: tests/user_test/results_20261004/images/user_test_summary.png</w:t>
+      </w:r>
+    </w:p>
+    <w:p>
+      <w:pPr>
+        <w:pStyle w:val="Heading2"/>
+        <w:keepNext/>
+        <w:spacing w:after="60" w:before="160"/>
+      </w:pPr>
+      <w:r>
+        <w:rPr>
+          <w:rFonts w:ascii="Malgun Gothic" w:cs="Malgun Gothic" w:eastAsia="Malgun Gothic" w:hAnsi="Malgun Gothic"/>
+          <w:b/>
+          <w:bCs/>
+          <w:color w:val="2E9E6B"/>
+          <w:sz w:val="21"/>
+          <w:szCs w:val="21"/>
+        </w:rPr>
+        <w:t xml:space="preserve">8. 성과 — Before / After</w:t>
       </w:r>
     </w:p>
     <w:p>
@@ -2441,7 +2441,7 @@
           <w:sz w:val="19"/>
           <w:szCs w:val="19"/>
         </w:rPr>
-        <w:t xml:space="preserve">오른쪽 After: 조건 한 번 입력 → 4단계 판정·근거(공식 링크·확인일) → 180일 일정·캘린더·이메일 알림</w:t>
+        <w:t xml:space="preserve">왼쪽 Before: 여러 사이트를 직접 검색, 자격은 스스로 판단, 기한은 기억에 의존</w:t>
       </w:r>
     </w:p>
     <w:p>
@@ -2459,25 +2459,7 @@
           <w:sz w:val="19"/>
           <w:szCs w:val="19"/>
         </w:rPr>
-        <w:t xml:space="preserve">실사용자 의견 반영 예: 조건 칸 설명 항상 표시, 생활 정보 안내·목록 돌아가기, 첫 화면·세부 화면 새 디자인(10/4), 팀장 UX/UI 개선(10/5)</w:t>
-      </w:r>
-    </w:p>
-    <w:p>
-      <w:pPr>
-        <w:pStyle w:val="Heading2"/>
-        <w:keepNext/>
-        <w:spacing w:after="60" w:before="160"/>
-      </w:pPr>
-      <w:r>
-        <w:rPr>
-          <w:rFonts w:ascii="Malgun Gothic" w:cs="Malgun Gothic" w:eastAsia="Malgun Gothic" w:hAnsi="Malgun Gothic"/>
-          <w:b/>
-          <w:bCs/>
-          <w:color w:val="2E9E6B"/>
-          <w:sz w:val="21"/>
-          <w:szCs w:val="21"/>
-        </w:rPr>
-        <w:t xml:space="preserve">9. 한계와 현장 적용 전 보완점</w:t>
+        <w:t xml:space="preserve">오른쪽 After: 조건 한 번 입력 → 4단계 판정·근거(공식 링크·확인일) → 180일 일정·캘린더·이메일 알림</w:t>
       </w:r>
     </w:p>
     <w:p>
@@ -2495,7 +2477,25 @@
           <w:sz w:val="19"/>
           <w:szCs w:val="19"/>
         </w:rPr>
-        <w:t xml:space="preserve">정책 판정은 공고 기준 규칙 판정 → 최종 자격은 담당 기관 확인(공고가 바뀌면 다시 확인)</w:t>
+        <w:t xml:space="preserve">실사용자 의견 반영 예: 조건 칸 설명 항상 표시, 생활 정보 안내·목록 돌아가기, 첫 화면·세부 화면 새 디자인(10/4), 팀장 UX/UI 개선(10/5)</w:t>
+      </w:r>
+    </w:p>
+    <w:p>
+      <w:pPr>
+        <w:pStyle w:val="Heading2"/>
+        <w:keepNext/>
+        <w:spacing w:after="60" w:before="160"/>
+      </w:pPr>
+      <w:r>
+        <w:rPr>
+          <w:rFonts w:ascii="Malgun Gothic" w:cs="Malgun Gothic" w:eastAsia="Malgun Gothic" w:hAnsi="Malgun Gothic"/>
+          <w:b/>
+          <w:bCs/>
+          <w:color w:val="2E9E6B"/>
+          <w:sz w:val="21"/>
+          <w:szCs w:val="21"/>
+        </w:rPr>
+        <w:t xml:space="preserve">9. 한계와 현장 적용 전 보완점</w:t>
       </w:r>
     </w:p>
     <w:p>
@@ -2513,7 +2513,7 @@
           <w:sz w:val="19"/>
           <w:szCs w:val="19"/>
         </w:rPr>
-        <w:t xml:space="preserve">회원가입이 없어 화면을 닫으면 조건 초기화 → 캘린더·리포트로 기기 저장, 선택형 로그인 검토</w:t>
+        <w:t xml:space="preserve">정책 판정은 공고 기준 규칙 판정 → 최종 자격은 담당 기관 확인(공고가 바뀌면 다시 확인)</w:t>
       </w:r>
     </w:p>
     <w:p>
@@ -2531,7 +2531,7 @@
           <w:sz w:val="19"/>
           <w:szCs w:val="19"/>
         </w:rPr>
-        <w:t xml:space="preserve">무료 서버라 메일이 늦을 수 있음 → 캘린더 알림 함께 안내, 예약 발송 검토</w:t>
+        <w:t xml:space="preserve">회원가입이 없어 화면을 닫으면 조건 초기화 → 캘린더·리포트로 기기 저장, 선택형 로그인 검토</w:t>
       </w:r>
     </w:p>
     <w:p>
@@ -2549,25 +2549,7 @@
           <w:sz w:val="19"/>
           <w:szCs w:val="19"/>
         </w:rPr>
-        <w:t xml:space="preserve">실사용자 4명은 작은 표본 → 전입 청년·기관 담당자 대상 확대 검증</w:t>
-      </w:r>
-    </w:p>
-    <w:p>
-      <w:pPr>
-        <w:pStyle w:val="Heading2"/>
-        <w:keepNext/>
-        <w:spacing w:after="60" w:before="160"/>
-      </w:pPr>
-      <w:r>
-        <w:rPr>
-          <w:rFonts w:ascii="Malgun Gothic" w:cs="Malgun Gothic" w:eastAsia="Malgun Gothic" w:hAnsi="Malgun Gothic"/>
-          <w:b/>
-          <w:bCs/>
-          <w:color w:val="2E9E6B"/>
-          <w:sz w:val="21"/>
-          <w:szCs w:val="21"/>
-        </w:rPr>
-        <w:t xml:space="preserve">10. 발전계획·비즈니스모델 + 마무리</w:t>
+        <w:t xml:space="preserve">무료 서버라 메일이 늦을 수 있음 → 캘린더 알림 함께 안내, 예약 발송 검토</w:t>
       </w:r>
     </w:p>
     <w:p>
@@ -2585,7 +2567,25 @@
           <w:sz w:val="19"/>
           <w:szCs w:val="19"/>
         </w:rPr>
-        <w:t xml:space="preserve">기대효과: 혜택·기한을 놓치지 않는 정착, 문의 부담 감소, 청년 유출 완화에 기여</w:t>
+        <w:t xml:space="preserve">실사용자 4명은 작은 표본 → 전입 청년·기관 담당자 대상 확대 검증</w:t>
+      </w:r>
+    </w:p>
+    <w:p>
+      <w:pPr>
+        <w:pStyle w:val="Heading2"/>
+        <w:keepNext/>
+        <w:spacing w:after="60" w:before="160"/>
+      </w:pPr>
+      <w:r>
+        <w:rPr>
+          <w:rFonts w:ascii="Malgun Gothic" w:cs="Malgun Gothic" w:eastAsia="Malgun Gothic" w:hAnsi="Malgun Gothic"/>
+          <w:b/>
+          <w:bCs/>
+          <w:color w:val="2E9E6B"/>
+          <w:sz w:val="21"/>
+          <w:szCs w:val="21"/>
+        </w:rPr>
+        <w:t xml:space="preserve">10. 발전계획·비즈니스모델 + 마무리</w:t>
       </w:r>
     </w:p>
     <w:p>
@@ -2603,7 +2603,7 @@
           <w:sz w:val="19"/>
           <w:szCs w:val="19"/>
         </w:rPr>
-        <w:t xml:space="preserve">확산: 창원시·공공데이터 API 연동 → 경남 시군 확산(B2G), 외국인 주민 다국어 정착 지원</w:t>
+        <w:t xml:space="preserve">기대효과: 혜택·기한을 놓치지 않는 정착, 문의 부담 감소, 청년 유출 완화에 기여</w:t>
       </w:r>
     </w:p>
     <w:p>
@@ -2621,9 +2621,27 @@
           <w:sz w:val="19"/>
           <w:szCs w:val="19"/>
         </w:rPr>
+        <w:t xml:space="preserve">확산: 창원시·공공데이터 API 연동 → 경남 시군 확산(B2G), 외국인 주민 다국어 정착 지원</w:t>
+      </w:r>
+    </w:p>
+    <w:p>
+      <w:pPr>
+        <w:pStyle w:val="ListParagraph"/>
+        <w:numPr>
+          <w:ilvl w:val="0"/>
+          <w:numId w:val="2"/>
+        </w:numPr>
+        <w:spacing w:after="40"/>
+      </w:pPr>
+      <w:r>
+        <w:rPr>
+          <w:rFonts w:ascii="Malgun Gothic" w:cs="Malgun Gothic" w:eastAsia="Malgun Gothic" w:hAnsi="Malgun Gothic"/>
+          <w:sz w:val="19"/>
+          <w:szCs w:val="19"/>
+        </w:rPr>
         <w:t xml:space="preserve">마무리: 로고 + “창원에서 너의 내일을 응원해!” + 큰 QR + 앱 주소 </w:t>
       </w:r>
-      <w:hyperlink w:history="1" r:id="rId70ggzgmzodzj77mpn5su4">
+      <w:hyperlink w:history="1" r:id="rIdv0j06tkb6dr9y7lzt5lem">
         <w:r>
           <w:rPr>
             <w:rStyle w:val="Hyperlink"/>
@@ -2642,7 +2660,7 @@
         </w:rPr>
         <w:t xml:space="preserve"> + GitHub </w:t>
       </w:r>
-      <w:hyperlink w:history="1" r:id="rIdlq6m0_hakml9bmr5b1onp">
+      <w:hyperlink w:history="1" r:id="rId8f0noo2zotvs_ozajnbjr">
         <w:r>
           <w:rPr>
             <w:rStyle w:val="Hyperlink"/>
@@ -4185,7 +4203,7 @@
           <w:sz w:val="15"/>
           <w:szCs w:val="15"/>
         </w:rPr>
-        <w:t xml:space="preserve">- AI: 앱은 GPT-4.1 mini(도구 호출·답변 검증). 다른 모델 이름은 쓰지 마.</w:t>
+        <w:t xml:space="preserve">- AI: 앱은 LLM(GPT-4.1 mini) — 질문 이해·의도 파악·도구 선택·답변 구성. 정책 자격은 규칙 판정, 연락처·링크는 검증 자료와 대조. 다른 모델 이름은 쓰지 마.</w:t>
       </w:r>
     </w:p>
     <w:p>
@@ -4573,7 +4591,7 @@
           <w:sz w:val="19"/>
           <w:szCs w:val="19"/>
         </w:rPr>
-        <w:t xml:space="preserve">4. 슬라이드 초안에 쓴 AI 도구 이름을 알려 주세요. 「출처·AI 활용 신고서」 발표자료 칸의 [팀 확인]에 적습니다.</w:t>
+        <w:t xml:space="preserve">4. 발표자료 AI 사용: 이미영 ChatGPT(GPT)로 제작 → 조준수 ChatGPT(GPT-6 Astra Pro)로 최종본·6분 발표 대본 정리(「출처·AI 활용 신고서」 반영).</w:t>
       </w:r>
     </w:p>
     <w:sectPr>

--- a/deliverables/presentation/ppt/오이소창원_발표자료_스크립트_20261005.docx
+++ b/deliverables/presentation/ppt/오이소창원_발표자료_스크립트_20261005.docx
@@ -2641,7 +2641,7 @@
         </w:rPr>
         <w:t xml:space="preserve">마무리: 로고 + “창원에서 너의 내일을 응원해!” + 큰 QR + 앱 주소 </w:t>
       </w:r>
-      <w:hyperlink w:history="1" r:id="rIdv0j06tkb6dr9y7lzt5lem">
+      <w:hyperlink w:history="1" r:id="rIdpzuf56nlxg1rtcefg68es">
         <w:r>
           <w:rPr>
             <w:rStyle w:val="Hyperlink"/>
@@ -2660,7 +2660,7 @@
         </w:rPr>
         <w:t xml:space="preserve"> + GitHub </w:t>
       </w:r>
-      <w:hyperlink w:history="1" r:id="rId8f0noo2zotvs_ozajnbjr">
+      <w:hyperlink w:history="1" r:id="rIdfgd6ze64xsjjybki5mdsh">
         <w:r>
           <w:rPr>
             <w:rStyle w:val="Hyperlink"/>
@@ -4591,7 +4591,7 @@
           <w:sz w:val="19"/>
           <w:szCs w:val="19"/>
         </w:rPr>
-        <w:t xml:space="preserve">4. 발표자료 AI 사용: 이미영 ChatGPT(GPT)로 제작 → 조준수 ChatGPT(GPT-6 Astra Pro)로 최종본·6분 발표 대본 정리(「출처·AI 활용 신고서」 반영).</w:t>
+        <w:t xml:space="preserve">4. 발표자료 AI 사용: 이미영 제작 → 조준수 ChatGPT(GPT-6 Astra Pro)로 최종본·6분 발표 대본 정리(「출처·AI 활용 신고서」 반영).</w:t>
       </w:r>
     </w:p>
     <w:sectPr>
